--- a/ADG/08장/8장_Primary구조변경의Standby반영.docx
+++ b/ADG/08장/8장_Primary구조변경의Standby반영.docx
@@ -25,7 +25,49 @@
           <w:rFonts w:ascii="맑은 고딕" w:hAnsi="맑은 고딕" w:eastAsia="맑은 고딕"/>
           <w:sz w:val="21"/>
         </w:rPr>
-        <w:t>답의 핵심은 파라미터 하나다. `STANDBY_FILE_MANAGEMENT`. 값이 `AUTO`이면 Primary의 파일 변경이 Standby에 자동으로 반영되고, `MANUAL`이면 반영되지 않는다. 여기까지는 문서에 적혀 있는 내용이다.</w:t>
+        <w:t xml:space="preserve">답의 핵심은 파라미터 하나다. </w:t>
+      </w:r>
+      <w:r>
+        <w:rPr>
+          <w:rFonts w:ascii="Consolas" w:hAnsi="Consolas" w:eastAsia="맑은 고딕"/>
+          <w:sz w:val="21"/>
+        </w:rPr>
+        <w:t xml:space="preserve">STANDBY_FILE_MANAGEMENT</w:t>
+      </w:r>
+      <w:r>
+        <w:rPr>
+          <w:rFonts w:ascii="맑은 고딕" w:hAnsi="맑은 고딕" w:eastAsia="맑은 고딕"/>
+          <w:sz w:val="21"/>
+        </w:rPr>
+        <w:t xml:space="preserve">. 값이 </w:t>
+      </w:r>
+      <w:r>
+        <w:rPr>
+          <w:rFonts w:ascii="Consolas" w:hAnsi="Consolas" w:eastAsia="맑은 고딕"/>
+          <w:sz w:val="21"/>
+        </w:rPr>
+        <w:t xml:space="preserve">AUTO</w:t>
+      </w:r>
+      <w:r>
+        <w:rPr>
+          <w:rFonts w:ascii="맑은 고딕" w:hAnsi="맑은 고딕" w:eastAsia="맑은 고딕"/>
+          <w:sz w:val="21"/>
+        </w:rPr>
+        <w:t xml:space="preserve">이면 Primary의 파일 변경이 Standby에 자동으로 반영되고, </w:t>
+      </w:r>
+      <w:r>
+        <w:rPr>
+          <w:rFonts w:ascii="Consolas" w:hAnsi="Consolas" w:eastAsia="맑은 고딕"/>
+          <w:sz w:val="21"/>
+        </w:rPr>
+        <w:t xml:space="preserve">MANUAL</w:t>
+      </w:r>
+      <w:r>
+        <w:rPr>
+          <w:rFonts w:ascii="맑은 고딕" w:hAnsi="맑은 고딕" w:eastAsia="맑은 고딕"/>
+          <w:sz w:val="21"/>
+        </w:rPr>
+        <w:t xml:space="preserve">이면 반영되지 않는다. 여기까지는 문서에 적혀 있는 내용이다.</w:t>
       </w:r>
     </w:p>
     <w:p>
@@ -34,7 +76,65 @@
           <w:rFonts w:ascii="맑은 고딕" w:hAnsi="맑은 고딕" w:eastAsia="맑은 고딕"/>
           <w:sz w:val="21"/>
         </w:rPr>
-        <w:t>이 장은 그 다음을 다룬다. **반영되지 않으면 정확히 무슨 일이 일어나는가.** 실측 결과는 "그냥 반영이 안 되는" 정도가 아니었다. Standby에 `UNNAMED00016`이라는 0바이트 파일이 만들어지고 **적용 자체가 죽는다.** 그리고 파라미터를 `AUTO`로 되돌려도 저절로 살아나지 않는다. 사람이 직접 파일을 만들어 주어야 한다.</w:t>
+        <w:t xml:space="preserve">이 장은 그 다음을 다룬다. </w:t>
+      </w:r>
+      <w:r>
+        <w:rPr>
+          <w:rFonts w:ascii="맑은 고딕" w:hAnsi="맑은 고딕" w:eastAsia="맑은 고딕"/>
+          <w:b/>
+          <w:sz w:val="21"/>
+        </w:rPr>
+        <w:t xml:space="preserve">반영되지 않으면 정확히 무슨 일이 일어나는가.</w:t>
+      </w:r>
+      <w:r>
+        <w:rPr>
+          <w:rFonts w:ascii="맑은 고딕" w:hAnsi="맑은 고딕" w:eastAsia="맑은 고딕"/>
+          <w:sz w:val="21"/>
+        </w:rPr>
+        <w:t xml:space="preserve"> 실측 결과는 "그냥 반영이 안 되는" 정도가 아니었다. Standby에 </w:t>
+      </w:r>
+      <w:r>
+        <w:rPr>
+          <w:rFonts w:ascii="Consolas" w:hAnsi="Consolas" w:eastAsia="맑은 고딕"/>
+          <w:sz w:val="21"/>
+        </w:rPr>
+        <w:t xml:space="preserve">UNNAMED00016</w:t>
+      </w:r>
+      <w:r>
+        <w:rPr>
+          <w:rFonts w:ascii="맑은 고딕" w:hAnsi="맑은 고딕" w:eastAsia="맑은 고딕"/>
+          <w:sz w:val="21"/>
+        </w:rPr>
+        <w:t xml:space="preserve">이라는 0바이트 파일이 만들어지고 </w:t>
+      </w:r>
+      <w:r>
+        <w:rPr>
+          <w:rFonts w:ascii="맑은 고딕" w:hAnsi="맑은 고딕" w:eastAsia="맑은 고딕"/>
+          <w:b/>
+          <w:sz w:val="21"/>
+        </w:rPr>
+        <w:t xml:space="preserve">적용 자체가 죽는다.</w:t>
+      </w:r>
+      <w:r>
+        <w:rPr>
+          <w:rFonts w:ascii="맑은 고딕" w:hAnsi="맑은 고딕" w:eastAsia="맑은 고딕"/>
+          <w:sz w:val="21"/>
+        </w:rPr>
+        <w:t xml:space="preserve"> 그리고 파라미터를 </w:t>
+      </w:r>
+      <w:r>
+        <w:rPr>
+          <w:rFonts w:ascii="Consolas" w:hAnsi="Consolas" w:eastAsia="맑은 고딕"/>
+          <w:sz w:val="21"/>
+        </w:rPr>
+        <w:t xml:space="preserve">AUTO</w:t>
+      </w:r>
+      <w:r>
+        <w:rPr>
+          <w:rFonts w:ascii="맑은 고딕" w:hAnsi="맑은 고딕" w:eastAsia="맑은 고딕"/>
+          <w:sz w:val="21"/>
+        </w:rPr>
+        <w:t xml:space="preserve">로 되돌려도 저절로 살아나지 않는다. 사람이 직접 파일을 만들어 주어야 한다.</w:t>
       </w:r>
     </w:p>
     <w:p>
@@ -43,7 +143,22 @@
           <w:rFonts w:ascii="맑은 고딕" w:hAnsi="맑은 고딕" w:eastAsia="맑은 고딕"/>
           <w:sz w:val="21"/>
         </w:rPr>
-        <w:t>또 하나 확인할 것이 있다. **반영되지 않는 것도 있다.** 온라인 리두 로그 그룹을 Primary에 추가해도 Standby에는 생기지 않는다. 오류도 나지 않는다. 무엇이 자동이고 무엇이 아닌지를 구분해 두어야 한다.</w:t>
+        <w:t xml:space="preserve">또 하나 확인할 것이 있다. </w:t>
+      </w:r>
+      <w:r>
+        <w:rPr>
+          <w:rFonts w:ascii="맑은 고딕" w:hAnsi="맑은 고딕" w:eastAsia="맑은 고딕"/>
+          <w:b/>
+          <w:sz w:val="21"/>
+        </w:rPr>
+        <w:t xml:space="preserve">반영되지 않는 것도 있다.</w:t>
+      </w:r>
+      <w:r>
+        <w:rPr>
+          <w:rFonts w:ascii="맑은 고딕" w:hAnsi="맑은 고딕" w:eastAsia="맑은 고딕"/>
+          <w:sz w:val="21"/>
+        </w:rPr>
+        <w:t xml:space="preserve"> 온라인 리두 로그 그룹을 Primary에 추가해도 Standby에는 생기지 않는다. 오류도 나지 않는다. 무엇이 자동이고 무엇이 아닌지를 구분해 두어야 한다.</w:t>
       </w:r>
     </w:p>
     <w:p>
@@ -52,7 +167,22 @@
           <w:rFonts w:ascii="맑은 고딕" w:hAnsi="맑은 고딕" w:eastAsia="맑은 고딕"/>
           <w:sz w:val="21"/>
         </w:rPr>
-        <w:t>마지막 절은 이 장의 실측 과정에서 실제로 일어난 사고를 다룬다. **CURRENT 상태의 온라인 리두 파일을 운영체제에서 지웠고 Primary 인스턴스가 죽었다.** 재현을 권하지 않지만, 오류 스택과 복구 시도 과정은 그대로 남겨 둘 가치가 있다. 구조 변경 작업이 왜 위험한지를 이보다 분명히 보여 주는 사례가 없기 때문이다.</w:t>
+        <w:t xml:space="preserve">마지막 절은 이 장의 실측 과정에서 실제로 일어난 사고를 다룬다. </w:t>
+      </w:r>
+      <w:r>
+        <w:rPr>
+          <w:rFonts w:ascii="맑은 고딕" w:hAnsi="맑은 고딕" w:eastAsia="맑은 고딕"/>
+          <w:b/>
+          <w:sz w:val="21"/>
+        </w:rPr>
+        <w:t xml:space="preserve">CURRENT 상태의 온라인 리두 파일을 운영체제에서 지웠고 Primary 인스턴스가 죽었다.</w:t>
+      </w:r>
+      <w:r>
+        <w:rPr>
+          <w:rFonts w:ascii="맑은 고딕" w:hAnsi="맑은 고딕" w:eastAsia="맑은 고딕"/>
+          <w:sz w:val="21"/>
+        </w:rPr>
+        <w:t xml:space="preserve"> 재현을 권하지 않지만, 오류 스택과 복구 시도 과정은 그대로 남겨 둘 가치가 있다. 구조 변경 작업이 왜 위험한지를 이보다 분명히 보여 주는 사례가 없기 때문이다.</w:t>
       </w:r>
     </w:p>
     <w:p>
@@ -78,10 +208,17 @@
       </w:pPr>
       <w:r>
         <w:rPr>
+          <w:rFonts w:ascii="Consolas" w:hAnsi="Consolas" w:eastAsia="맑은 고딕"/>
+          <w:sz w:val="21"/>
+        </w:rPr>
+        <w:t xml:space="preserve">STANDBY_FILE_MANAGEMENT</w:t>
+      </w:r>
+      <w:r>
+        <w:rPr>
           <w:rFonts w:ascii="맑은 고딕" w:hAnsi="맑은 고딕" w:eastAsia="맑은 고딕"/>
           <w:sz w:val="21"/>
         </w:rPr>
-        <w:t>`STANDBY_FILE_MANAGEMENT`가 자동화하는 범위와 하지 않는 범위를 구분한다.</w:t>
+        <w:t xml:space="preserve">가 자동화하는 범위와 하지 않는 범위를 구분한다.</w:t>
       </w:r>
     </w:p>
     <w:p>
@@ -102,10 +239,31 @@
       </w:pPr>
       <w:r>
         <w:rPr>
+          <w:rFonts w:ascii="Consolas" w:hAnsi="Consolas" w:eastAsia="맑은 고딕"/>
+          <w:sz w:val="21"/>
+        </w:rPr>
+        <w:t xml:space="preserve">MANUAL</w:t>
+      </w:r>
+      <w:r>
+        <w:rPr>
           <w:rFonts w:ascii="맑은 고딕" w:hAnsi="맑은 고딕" w:eastAsia="맑은 고딕"/>
           <w:sz w:val="21"/>
         </w:rPr>
-        <w:t>`MANUAL` 상태에서 발생하는 `UNNAMED` 파일과 ORA-1274·ORA-1111을 진단한다.</w:t>
+        <w:t xml:space="preserve"> 상태에서 발생하는 </w:t>
+      </w:r>
+      <w:r>
+        <w:rPr>
+          <w:rFonts w:ascii="Consolas" w:hAnsi="Consolas" w:eastAsia="맑은 고딕"/>
+          <w:sz w:val="21"/>
+        </w:rPr>
+        <w:t xml:space="preserve">UNNAMED</w:t>
+      </w:r>
+      <w:r>
+        <w:rPr>
+          <w:rFonts w:ascii="맑은 고딕" w:hAnsi="맑은 고딕" w:eastAsia="맑은 고딕"/>
+          <w:sz w:val="21"/>
+        </w:rPr>
+        <w:t xml:space="preserve"> 파일과 ORA-1274·ORA-1111을 진단한다.</w:t>
       </w:r>
     </w:p>
     <w:p>
@@ -114,10 +272,17 @@
       </w:pPr>
       <w:r>
         <w:rPr>
+          <w:rFonts w:ascii="Consolas" w:hAnsi="Consolas" w:eastAsia="맑은 고딕"/>
+          <w:sz w:val="21"/>
+        </w:rPr>
+        <w:t xml:space="preserve">ALTER DATABASE CREATE DATAFILE ... AS NEW</w:t>
+      </w:r>
+      <w:r>
+        <w:rPr>
           <w:rFonts w:ascii="맑은 고딕" w:hAnsi="맑은 고딕" w:eastAsia="맑은 고딕"/>
           <w:sz w:val="21"/>
         </w:rPr>
-        <w:t>`ALTER DATABASE CREATE DATAFILE ... AS NEW`로 복구하는 절차를 수행한다.</w:t>
+        <w:t xml:space="preserve">로 복구하는 절차를 수행한다.</w:t>
       </w:r>
     </w:p>
     <w:p>
@@ -225,10 +390,10 @@
           <w:p>
             <w:r>
               <w:rPr>
-                <w:rFonts w:ascii="맑은 고딕" w:hAnsi="맑은 고딕" w:eastAsia="맑은 고딕"/>
-                <w:sz w:val="19"/>
-              </w:rPr>
-              <w:t>`AUTO`</w:t>
+                <w:rFonts w:ascii="Consolas" w:hAnsi="Consolas" w:eastAsia="맑은 고딕"/>
+                <w:sz w:val="19"/>
+              </w:rPr>
+              <w:t xml:space="preserve">AUTO</w:t>
             </w:r>
           </w:p>
         </w:tc>
@@ -255,10 +420,10 @@
           <w:p>
             <w:r>
               <w:rPr>
-                <w:rFonts w:ascii="맑은 고딕" w:hAnsi="맑은 고딕" w:eastAsia="맑은 고딕"/>
-                <w:sz w:val="19"/>
-              </w:rPr>
-              <w:t>`MANUAL`</w:t>
+                <w:rFonts w:ascii="Consolas" w:hAnsi="Consolas" w:eastAsia="맑은 고딕"/>
+                <w:sz w:val="19"/>
+              </w:rPr>
+              <w:t xml:space="preserve">MANUAL</w:t>
             </w:r>
           </w:p>
         </w:tc>
@@ -495,7 +660,53 @@
           <w:rFonts w:ascii="맑은 고딕" w:hAnsi="맑은 고딕" w:eastAsia="맑은 고딕"/>
           <w:sz w:val="21"/>
         </w:rPr>
-        <w:t>두 가지를 확인해 둔다. 첫째, **`STANDBY_FILE_MANAGEMENT`는 양쪽 모두 AUTO**다. 실제로 동작을 결정하는 것은 Standby 쪽 값이지만, 역할 전환에 대비해 양쪽을 같게 두는 것이 원칙이다. 둘째, **`DB_CREATE_FILE_DEST`가 비대칭**이다. Primary는 비어 있고(비OMF) Standby는 OMF다. 6장에서 만든 구성이며, 이 비대칭이 8.3.1절에서 흥미로운 결과를 낳는다.</w:t>
+        <w:t xml:space="preserve">두 가지를 확인해 둔다. 첫째, </w:t>
+      </w:r>
+      <w:r>
+        <w:rPr>
+          <w:rFonts w:ascii="Consolas" w:hAnsi="Consolas" w:eastAsia="맑은 고딕"/>
+          <w:b/>
+          <w:sz w:val="21"/>
+        </w:rPr>
+        <w:t xml:space="preserve">STANDBY_FILE_MANAGEMENT</w:t>
+      </w:r>
+      <w:r>
+        <w:rPr>
+          <w:rFonts w:ascii="맑은 고딕" w:hAnsi="맑은 고딕" w:eastAsia="맑은 고딕"/>
+          <w:b/>
+          <w:sz w:val="21"/>
+        </w:rPr>
+        <w:t xml:space="preserve">는 양쪽 모두 AUTO</w:t>
+      </w:r>
+      <w:r>
+        <w:rPr>
+          <w:rFonts w:ascii="맑은 고딕" w:hAnsi="맑은 고딕" w:eastAsia="맑은 고딕"/>
+          <w:sz w:val="21"/>
+        </w:rPr>
+        <w:t xml:space="preserve">다. 실제로 동작을 결정하는 것은 Standby 쪽 값이지만, 역할 전환에 대비해 양쪽을 같게 두는 것이 원칙이다. 둘째, </w:t>
+      </w:r>
+      <w:r>
+        <w:rPr>
+          <w:rFonts w:ascii="Consolas" w:hAnsi="Consolas" w:eastAsia="맑은 고딕"/>
+          <w:b/>
+          <w:sz w:val="21"/>
+        </w:rPr>
+        <w:t xml:space="preserve">DB_CREATE_FILE_DEST</w:t>
+      </w:r>
+      <w:r>
+        <w:rPr>
+          <w:rFonts w:ascii="맑은 고딕" w:hAnsi="맑은 고딕" w:eastAsia="맑은 고딕"/>
+          <w:b/>
+          <w:sz w:val="21"/>
+        </w:rPr>
+        <w:t xml:space="preserve">가 비대칭</w:t>
+      </w:r>
+      <w:r>
+        <w:rPr>
+          <w:rFonts w:ascii="맑은 고딕" w:hAnsi="맑은 고딕" w:eastAsia="맑은 고딕"/>
+          <w:sz w:val="21"/>
+        </w:rPr>
+        <w:t xml:space="preserve">이다. Primary는 비어 있고(비OMF) Standby는 OMF다. 6장에서 만든 구성이며, 이 비대칭이 8.3.1절에서 흥미로운 결과를 낳는다.</w:t>
       </w:r>
     </w:p>
     <w:tbl>
@@ -532,19 +743,30 @@
                 <w:rFonts w:ascii="맑은 고딕" w:hAnsi="맑은 고딕" w:eastAsia="맑은 고딕"/>
                 <w:sz w:val="20"/>
               </w:rPr>
-              <w:t>파일을 따라 만드는 주체는 Standby의 MRP다. 따라서 실제 동작을 결정하는 것은 **Standby 쪽 `STANDBY_FILE_MANAGEMENT`**다. Primary 쪽 값은 그 데이터베이스가 Standby가 되었을 때를 위한 준비다.</w:t>
-            </w:r>
-          </w:p>
-          <w:p>
-            <w:pPr>
-              <w:spacing w:after="20"/>
-            </w:pPr>
+              <w:t xml:space="preserve">파일을 따라 만드는 주체는 Standby의 MRP다. 따라서 실제 동작을 결정하는 것은 </w:t>
+            </w:r>
+            <w:r>
+              <w:rPr>
+                <w:rFonts w:ascii="맑은 고딕" w:hAnsi="맑은 고딕" w:eastAsia="맑은 고딕"/>
+                <w:b/>
+                <w:sz w:val="20"/>
+              </w:rPr>
+              <w:t xml:space="preserve">Standby 쪽 </w:t>
+            </w:r>
+            <w:r>
+              <w:rPr>
+                <w:rFonts w:ascii="Consolas" w:hAnsi="Consolas" w:eastAsia="맑은 고딕"/>
+                <w:b/>
+                <w:sz w:val="20"/>
+              </w:rPr>
+              <w:t xml:space="preserve">STANDBY_FILE_MANAGEMENT</w:t>
+            </w:r>
             <w:r>
               <w:rPr>
                 <w:rFonts w:ascii="맑은 고딕" w:hAnsi="맑은 고딕" w:eastAsia="맑은 고딕"/>
                 <w:sz w:val="20"/>
               </w:rPr>
-              <w:t>실습에서 `MANUAL`로 바꾼 것도 Standby 쪽이었다. Primary는 계속 `AUTO`였지만 아무 영향이 없었다.</w:t>
+              <w:t xml:space="preserve">다. Primary 쪽 값은 그 데이터베이스가 Standby가 되었을 때를 위한 준비다.</w:t>
             </w:r>
           </w:p>
           <w:p>
@@ -556,7 +778,61 @@
                 <w:rFonts w:ascii="맑은 고딕" w:hAnsi="맑은 고딕" w:eastAsia="맑은 고딕"/>
                 <w:sz w:val="20"/>
               </w:rPr>
-              <w:t>그러므로 값을 확인할 때는 반드시 Standby에서 조회한다. Primary에서 `AUTO`를 확인하고 안심하는 것이 흔한 실수다.</w:t>
+              <w:t xml:space="preserve">실습에서 </w:t>
+            </w:r>
+            <w:r>
+              <w:rPr>
+                <w:rFonts w:ascii="Consolas" w:hAnsi="Consolas" w:eastAsia="맑은 고딕"/>
+                <w:sz w:val="20"/>
+              </w:rPr>
+              <w:t xml:space="preserve">MANUAL</w:t>
+            </w:r>
+            <w:r>
+              <w:rPr>
+                <w:rFonts w:ascii="맑은 고딕" w:hAnsi="맑은 고딕" w:eastAsia="맑은 고딕"/>
+                <w:sz w:val="20"/>
+              </w:rPr>
+              <w:t xml:space="preserve">로 바꾼 것도 Standby 쪽이었다. Primary는 계속 </w:t>
+            </w:r>
+            <w:r>
+              <w:rPr>
+                <w:rFonts w:ascii="Consolas" w:hAnsi="Consolas" w:eastAsia="맑은 고딕"/>
+                <w:sz w:val="20"/>
+              </w:rPr>
+              <w:t xml:space="preserve">AUTO</w:t>
+            </w:r>
+            <w:r>
+              <w:rPr>
+                <w:rFonts w:ascii="맑은 고딕" w:hAnsi="맑은 고딕" w:eastAsia="맑은 고딕"/>
+                <w:sz w:val="20"/>
+              </w:rPr>
+              <w:t xml:space="preserve">였지만 아무 영향이 없었다.</w:t>
+            </w:r>
+          </w:p>
+          <w:p>
+            <w:pPr>
+              <w:spacing w:after="20"/>
+            </w:pPr>
+            <w:r>
+              <w:rPr>
+                <w:rFonts w:ascii="맑은 고딕" w:hAnsi="맑은 고딕" w:eastAsia="맑은 고딕"/>
+                <w:sz w:val="20"/>
+              </w:rPr>
+              <w:t xml:space="preserve">그러므로 값을 확인할 때는 반드시 Standby에서 조회한다. Primary에서 </w:t>
+            </w:r>
+            <w:r>
+              <w:rPr>
+                <w:rFonts w:ascii="Consolas" w:hAnsi="Consolas" w:eastAsia="맑은 고딕"/>
+                <w:sz w:val="20"/>
+              </w:rPr>
+              <w:t xml:space="preserve">AUTO</w:t>
+            </w:r>
+            <w:r>
+              <w:rPr>
+                <w:rFonts w:ascii="맑은 고딕" w:hAnsi="맑은 고딕" w:eastAsia="맑은 고딕"/>
+                <w:sz w:val="20"/>
+              </w:rPr>
+              <w:t xml:space="preserve">를 확인하고 안심하는 것이 흔한 실수다.</w:t>
             </w:r>
           </w:p>
         </w:tc>
@@ -914,7 +1190,15 @@
           <w:rFonts w:ascii="맑은 고딕" w:hAnsi="맑은 고딕" w:eastAsia="맑은 고딕"/>
           <w:sz w:val="21"/>
         </w:rPr>
-        <w:t>자동으로 만들어졌다. 파일 번호 14, 크기 20MB로 Primary와 같다. **그런데 이름이 다르다.**</w:t>
+        <w:t xml:space="preserve">자동으로 만들어졌다. 파일 번호 14, 크기 20MB로 Primary와 같다. </w:t>
+      </w:r>
+      <w:r>
+        <w:rPr>
+          <w:rFonts w:ascii="맑은 고딕" w:hAnsi="맑은 고딕" w:eastAsia="맑은 고딕"/>
+          <w:b/>
+          <w:sz w:val="21"/>
+        </w:rPr>
+        <w:t xml:space="preserve">그런데 이름이 다르다.</w:t>
       </w:r>
     </w:p>
     <w:p>
@@ -923,7 +1207,35 @@
           <w:rFonts w:ascii="맑은 고딕" w:hAnsi="맑은 고딕" w:eastAsia="맑은 고딕"/>
           <w:sz w:val="21"/>
         </w:rPr>
-        <w:t>이것이 비대칭 구성의 결과다. Primary는 비OMF이므로 사람이 지정한 `dg_ts1_01.dbf`를 쓰고, Standby는 OMF이므로 오라클이 `o1_mf_dg_ts1_o8z7v7lh_.dbf`를 붙인다.</w:t>
+        <w:t xml:space="preserve">이것이 비대칭 구성의 결과다. Primary는 비OMF이므로 사람이 지정한 </w:t>
+      </w:r>
+      <w:r>
+        <w:rPr>
+          <w:rFonts w:ascii="Consolas" w:hAnsi="Consolas" w:eastAsia="맑은 고딕"/>
+          <w:sz w:val="21"/>
+        </w:rPr>
+        <w:t xml:space="preserve">dg_ts1_01.dbf</w:t>
+      </w:r>
+      <w:r>
+        <w:rPr>
+          <w:rFonts w:ascii="맑은 고딕" w:hAnsi="맑은 고딕" w:eastAsia="맑은 고딕"/>
+          <w:sz w:val="21"/>
+        </w:rPr>
+        <w:t xml:space="preserve">를 쓰고, Standby는 OMF이므로 오라클이 </w:t>
+      </w:r>
+      <w:r>
+        <w:rPr>
+          <w:rFonts w:ascii="Consolas" w:hAnsi="Consolas" w:eastAsia="맑은 고딕"/>
+          <w:sz w:val="21"/>
+        </w:rPr>
+        <w:t xml:space="preserve">o1_mf_dg_ts1_o8z7v7lh_.dbf</w:t>
+      </w:r>
+      <w:r>
+        <w:rPr>
+          <w:rFonts w:ascii="맑은 고딕" w:hAnsi="맑은 고딕" w:eastAsia="맑은 고딕"/>
+          <w:sz w:val="21"/>
+        </w:rPr>
+        <w:t xml:space="preserve">를 붙인다.</w:t>
       </w:r>
     </w:p>
     <w:p>
@@ -932,7 +1244,57 @@
           <w:rFonts w:ascii="맑은 고딕" w:hAnsi="맑은 고딕" w:eastAsia="맑은 고딕"/>
           <w:sz w:val="21"/>
         </w:rPr>
-        <w:t>이름 규칙을 다시 보면 6장에서 배운 그대로다. `o1_mf` + 테이블스페이스 이름(`dg_ts1`) + 유일 문자열(`o8z7v7lh`) + 확장자다. **테이블스페이스 이름이 파일 이름에 들어가므로 어느 테이블스페이스의 파일인지 알아볼 수 있다.**</w:t>
+        <w:t xml:space="preserve">이름 규칙을 다시 보면 6장에서 배운 그대로다. </w:t>
+      </w:r>
+      <w:r>
+        <w:rPr>
+          <w:rFonts w:ascii="Consolas" w:hAnsi="Consolas" w:eastAsia="맑은 고딕"/>
+          <w:sz w:val="21"/>
+        </w:rPr>
+        <w:t xml:space="preserve">o1_mf</w:t>
+      </w:r>
+      <w:r>
+        <w:rPr>
+          <w:rFonts w:ascii="맑은 고딕" w:hAnsi="맑은 고딕" w:eastAsia="맑은 고딕"/>
+          <w:sz w:val="21"/>
+        </w:rPr>
+        <w:t xml:space="preserve"> + 테이블스페이스 이름(</w:t>
+      </w:r>
+      <w:r>
+        <w:rPr>
+          <w:rFonts w:ascii="Consolas" w:hAnsi="Consolas" w:eastAsia="맑은 고딕"/>
+          <w:sz w:val="21"/>
+        </w:rPr>
+        <w:t xml:space="preserve">dg_ts1</w:t>
+      </w:r>
+      <w:r>
+        <w:rPr>
+          <w:rFonts w:ascii="맑은 고딕" w:hAnsi="맑은 고딕" w:eastAsia="맑은 고딕"/>
+          <w:sz w:val="21"/>
+        </w:rPr>
+        <w:t xml:space="preserve">) + 유일 문자열(</w:t>
+      </w:r>
+      <w:r>
+        <w:rPr>
+          <w:rFonts w:ascii="Consolas" w:hAnsi="Consolas" w:eastAsia="맑은 고딕"/>
+          <w:sz w:val="21"/>
+        </w:rPr>
+        <w:t xml:space="preserve">o8z7v7lh</w:t>
+      </w:r>
+      <w:r>
+        <w:rPr>
+          <w:rFonts w:ascii="맑은 고딕" w:hAnsi="맑은 고딕" w:eastAsia="맑은 고딕"/>
+          <w:sz w:val="21"/>
+        </w:rPr>
+        <w:t xml:space="preserve">) + 확장자다. </w:t>
+      </w:r>
+      <w:r>
+        <w:rPr>
+          <w:rFonts w:ascii="맑은 고딕" w:hAnsi="맑은 고딕" w:eastAsia="맑은 고딕"/>
+          <w:b/>
+          <w:sz w:val="21"/>
+        </w:rPr>
+        <w:t xml:space="preserve">테이블스페이스 이름이 파일 이름에 들어가므로 어느 테이블스페이스의 파일인지 알아볼 수 있다.</w:t>
       </w:r>
     </w:p>
     <w:tbl>
@@ -969,19 +1331,62 @@
                 <w:rFonts w:ascii="맑은 고딕" w:hAnsi="맑은 고딕" w:eastAsia="맑은 고딕"/>
                 <w:sz w:val="20"/>
               </w:rPr>
-              <w:t>Primary와 Standby의 파일 이름이 다른 것이 불안하게 느껴질 수 있다. 그러나 Data Guard가 파일을 짝지을 때 쓰는 것은 이름이 아니라 **파일 번호**다. 실측에서 양쪽 모두 14번이었다.</w:t>
-            </w:r>
-          </w:p>
-          <w:p>
-            <w:pPr>
-              <w:spacing w:after="20"/>
-            </w:pPr>
+              <w:t xml:space="preserve">Primary와 Standby의 파일 이름이 다른 것이 불안하게 느껴질 수 있다. 그러나 Data Guard가 파일을 짝지을 때 쓰는 것은 이름이 아니라 </w:t>
+            </w:r>
+            <w:r>
+              <w:rPr>
+                <w:rFonts w:ascii="맑은 고딕" w:hAnsi="맑은 고딕" w:eastAsia="맑은 고딕"/>
+                <w:b/>
+                <w:sz w:val="20"/>
+              </w:rPr>
+              <w:t xml:space="preserve">파일 번호</w:t>
+            </w:r>
             <w:r>
               <w:rPr>
                 <w:rFonts w:ascii="맑은 고딕" w:hAnsi="맑은 고딕" w:eastAsia="맑은 고딕"/>
                 <w:sz w:val="20"/>
               </w:rPr>
-              <w:t>이름이 달라도 되는 근거가 여기 있다. `DB_FILE_NAME_CONVERT`나 `DB_CREATE_FILE_DEST`는 "새 파일을 어디에 어떤 이름으로 둘 것인가"만 정하고, 대응 관계는 번호가 유지한다.</w:t>
+              <w:t xml:space="preserve">다. 실측에서 양쪽 모두 14번이었다.</w:t>
+            </w:r>
+          </w:p>
+          <w:p>
+            <w:pPr>
+              <w:spacing w:after="20"/>
+            </w:pPr>
+            <w:r>
+              <w:rPr>
+                <w:rFonts w:ascii="맑은 고딕" w:hAnsi="맑은 고딕" w:eastAsia="맑은 고딕"/>
+                <w:sz w:val="20"/>
+              </w:rPr>
+              <w:t xml:space="preserve">이름이 달라도 되는 근거가 여기 있다. </w:t>
+            </w:r>
+            <w:r>
+              <w:rPr>
+                <w:rFonts w:ascii="Consolas" w:hAnsi="Consolas" w:eastAsia="맑은 고딕"/>
+                <w:sz w:val="20"/>
+              </w:rPr>
+              <w:t xml:space="preserve">DB_FILE_NAME_CONVERT</w:t>
+            </w:r>
+            <w:r>
+              <w:rPr>
+                <w:rFonts w:ascii="맑은 고딕" w:hAnsi="맑은 고딕" w:eastAsia="맑은 고딕"/>
+                <w:sz w:val="20"/>
+              </w:rPr>
+              <w:t xml:space="preserve">나 </w:t>
+            </w:r>
+            <w:r>
+              <w:rPr>
+                <w:rFonts w:ascii="Consolas" w:hAnsi="Consolas" w:eastAsia="맑은 고딕"/>
+                <w:sz w:val="20"/>
+              </w:rPr>
+              <w:t xml:space="preserve">DB_CREATE_FILE_DEST</w:t>
+            </w:r>
+            <w:r>
+              <w:rPr>
+                <w:rFonts w:ascii="맑은 고딕" w:hAnsi="맑은 고딕" w:eastAsia="맑은 고딕"/>
+                <w:sz w:val="20"/>
+              </w:rPr>
+              <w:t xml:space="preserve">는 "새 파일을 어디에 어떤 이름으로 둘 것인가"만 정하고, 대응 관계는 번호가 유지한다.</w:t>
             </w:r>
           </w:p>
           <w:p>
@@ -1265,7 +1670,21 @@
           <w:rFonts w:ascii="맑은 고딕" w:hAnsi="맑은 고딕" w:eastAsia="맑은 고딕"/>
           <w:sz w:val="21"/>
         </w:rPr>
-        <w:t>둘 다 반영됐다. 14번이 30MB로 늘었고 15번이 새로 생겼다. 15번의 이름에도 `dg_ts1`이 들어 있어 같은 테이블스페이스임을 알 수 있다.</w:t>
+        <w:t xml:space="preserve">둘 다 반영됐다. 14번이 30MB로 늘었고 15번이 새로 생겼다. 15번의 이름에도 </w:t>
+      </w:r>
+      <w:r>
+        <w:rPr>
+          <w:rFonts w:ascii="Consolas" w:hAnsi="Consolas" w:eastAsia="맑은 고딕"/>
+          <w:sz w:val="21"/>
+        </w:rPr>
+        <w:t xml:space="preserve">dg_ts1</w:t>
+      </w:r>
+      <w:r>
+        <w:rPr>
+          <w:rFonts w:ascii="맑은 고딕" w:hAnsi="맑은 고딕" w:eastAsia="맑은 고딕"/>
+          <w:sz w:val="21"/>
+        </w:rPr>
+        <w:t xml:space="preserve">이 들어 있어 같은 테이블스페이스임을 알 수 있다.</w:t>
       </w:r>
     </w:p>
     <w:p>
@@ -1274,7 +1693,22 @@
           <w:rFonts w:ascii="맑은 고딕" w:hAnsi="맑은 고딕" w:eastAsia="맑은 고딕"/>
           <w:sz w:val="21"/>
         </w:rPr>
-        <w:t>정리하면 **파일 추가·크기 변경·테이블스페이스 추가는 모두 자동**이다. 사람이 할 일이 없다.</w:t>
+        <w:t xml:space="preserve">정리하면 </w:t>
+      </w:r>
+      <w:r>
+        <w:rPr>
+          <w:rFonts w:ascii="맑은 고딕" w:hAnsi="맑은 고딕" w:eastAsia="맑은 고딕"/>
+          <w:b/>
+          <w:sz w:val="21"/>
+        </w:rPr>
+        <w:t xml:space="preserve">파일 추가·크기 변경·테이블스페이스 추가는 모두 자동</w:t>
+      </w:r>
+      <w:r>
+        <w:rPr>
+          <w:rFonts w:ascii="맑은 고딕" w:hAnsi="맑은 고딕" w:eastAsia="맑은 고딕"/>
+          <w:sz w:val="21"/>
+        </w:rPr>
+        <w:t xml:space="preserve">이다. 사람이 할 일이 없다.</w:t>
       </w:r>
     </w:p>
     <w:p>
@@ -1288,10 +1722,17 @@
     <w:p>
       <w:r>
         <w:rPr>
+          <w:rFonts w:ascii="Consolas" w:hAnsi="Consolas" w:eastAsia="맑은 고딕"/>
+          <w:sz w:val="21"/>
+        </w:rPr>
+        <w:t xml:space="preserve">DROP TABLESPACE ... INCLUDING CONTENTS AND DATAFILES</w:t>
+      </w:r>
+      <w:r>
+        <w:rPr>
           <w:rFonts w:ascii="맑은 고딕" w:hAnsi="맑은 고딕" w:eastAsia="맑은 고딕"/>
           <w:sz w:val="21"/>
         </w:rPr>
-        <w:t>`DROP TABLESPACE ... INCLUDING CONTENTS AND DATAFILES`를 실행했다.</w:t>
+        <w:t xml:space="preserve">를 실행했다.</w:t>
       </w:r>
     </w:p>
     <w:tbl>
@@ -1477,7 +1918,22 @@
           <w:rFonts w:ascii="맑은 고딕" w:hAnsi="맑은 고딕" w:eastAsia="맑은 고딕"/>
           <w:sz w:val="21"/>
         </w:rPr>
-        <w:t>즉 삭제는 파일까지 정리해 준다. 다만 **디렉터리는 남는다.** 8.6.2절에서 이 차이를 다시 본다.</w:t>
+        <w:t xml:space="preserve">즉 삭제는 파일까지 정리해 준다. 다만 </w:t>
+      </w:r>
+      <w:r>
+        <w:rPr>
+          <w:rFonts w:ascii="맑은 고딕" w:hAnsi="맑은 고딕" w:eastAsia="맑은 고딕"/>
+          <w:b/>
+          <w:sz w:val="21"/>
+        </w:rPr>
+        <w:t xml:space="preserve">디렉터리는 남는다.</w:t>
+      </w:r>
+      <w:r>
+        <w:rPr>
+          <w:rFonts w:ascii="맑은 고딕" w:hAnsi="맑은 고딕" w:eastAsia="맑은 고딕"/>
+          <w:sz w:val="21"/>
+        </w:rPr>
+        <w:t xml:space="preserve"> 8.6.2절에서 이 차이를 다시 본다.</w:t>
       </w:r>
     </w:p>
     <w:p>
@@ -1494,7 +1950,35 @@
           <w:rFonts w:ascii="맑은 고딕" w:hAnsi="맑은 고딕" w:eastAsia="맑은 고딕"/>
           <w:sz w:val="21"/>
         </w:rPr>
-        <w:t>Standby의 `STANDBY_FILE_MANAGEMENT`를 `MANUAL`로 바꾸고 Primary에 테이블스페이스를 만들었다.</w:t>
+        <w:t xml:space="preserve">Standby의 </w:t>
+      </w:r>
+      <w:r>
+        <w:rPr>
+          <w:rFonts w:ascii="Consolas" w:hAnsi="Consolas" w:eastAsia="맑은 고딕"/>
+          <w:sz w:val="21"/>
+        </w:rPr>
+        <w:t xml:space="preserve">STANDBY_FILE_MANAGEMENT</w:t>
+      </w:r>
+      <w:r>
+        <w:rPr>
+          <w:rFonts w:ascii="맑은 고딕" w:hAnsi="맑은 고딕" w:eastAsia="맑은 고딕"/>
+          <w:sz w:val="21"/>
+        </w:rPr>
+        <w:t xml:space="preserve">를 </w:t>
+      </w:r>
+      <w:r>
+        <w:rPr>
+          <w:rFonts w:ascii="Consolas" w:hAnsi="Consolas" w:eastAsia="맑은 고딕"/>
+          <w:sz w:val="21"/>
+        </w:rPr>
+        <w:t xml:space="preserve">MANUAL</w:t>
+      </w:r>
+      <w:r>
+        <w:rPr>
+          <w:rFonts w:ascii="맑은 고딕" w:hAnsi="맑은 고딕" w:eastAsia="맑은 고딕"/>
+          <w:sz w:val="21"/>
+        </w:rPr>
+        <w:t xml:space="preserve">로 바꾸고 Primary에 테이블스페이스를 만들었다.</w:t>
       </w:r>
     </w:p>
     <w:tbl>
@@ -1626,7 +2110,22 @@
           <w:rFonts w:ascii="맑은 고딕" w:hAnsi="맑은 고딕" w:eastAsia="맑은 고딕"/>
           <w:sz w:val="21"/>
         </w:rPr>
-        <w:t>Primary는 아무 일 없이 성공한다. **Primary는 Standby의 사정을 모른다.** 30초 뒤 Standby를 보면 상황이 드러난다.</w:t>
+        <w:t xml:space="preserve">Primary는 아무 일 없이 성공한다. </w:t>
+      </w:r>
+      <w:r>
+        <w:rPr>
+          <w:rFonts w:ascii="맑은 고딕" w:hAnsi="맑은 고딕" w:eastAsia="맑은 고딕"/>
+          <w:b/>
+          <w:sz w:val="21"/>
+        </w:rPr>
+        <w:t xml:space="preserve">Primary는 Standby의 사정을 모른다.</w:t>
+      </w:r>
+      <w:r>
+        <w:rPr>
+          <w:rFonts w:ascii="맑은 고딕" w:hAnsi="맑은 고딕" w:eastAsia="맑은 고딕"/>
+          <w:sz w:val="21"/>
+        </w:rPr>
+        <w:t xml:space="preserve"> 30초 뒤 Standby를 보면 상황이 드러난다.</w:t>
       </w:r>
     </w:p>
     <w:tbl>
@@ -1742,10 +2241,40 @@
     <w:p>
       <w:r>
         <w:rPr>
+          <w:rFonts w:ascii="Consolas" w:hAnsi="Consolas" w:eastAsia="맑은 고딕"/>
+          <w:b/>
+          <w:sz w:val="21"/>
+        </w:rPr>
+        <w:t xml:space="preserve">UNNAMED00016</w:t>
+      </w:r>
+      <w:r>
+        <w:rPr>
           <w:rFonts w:ascii="맑은 고딕" w:hAnsi="맑은 고딕" w:eastAsia="맑은 고딕"/>
-          <w:sz w:val="21"/>
-        </w:rPr>
-        <w:t>**`UNNAMED00016`.** 크기 0바이트, 경로는 `$ORACLE_HOME/dbs`다.</w:t>
+          <w:b/>
+          <w:sz w:val="21"/>
+        </w:rPr>
+        <w:t xml:space="preserve">.</w:t>
+      </w:r>
+      <w:r>
+        <w:rPr>
+          <w:rFonts w:ascii="맑은 고딕" w:hAnsi="맑은 고딕" w:eastAsia="맑은 고딕"/>
+          <w:sz w:val="21"/>
+        </w:rPr>
+        <w:t xml:space="preserve"> 크기 0바이트, 경로는 </w:t>
+      </w:r>
+      <w:r>
+        <w:rPr>
+          <w:rFonts w:ascii="Consolas" w:hAnsi="Consolas" w:eastAsia="맑은 고딕"/>
+          <w:sz w:val="21"/>
+        </w:rPr>
+        <w:t xml:space="preserve">$ORACLE_HOME/dbs</w:t>
+      </w:r>
+      <w:r>
+        <w:rPr>
+          <w:rFonts w:ascii="맑은 고딕" w:hAnsi="맑은 고딕" w:eastAsia="맑은 고딕"/>
+          <w:sz w:val="21"/>
+        </w:rPr>
+        <w:t xml:space="preserve">다.</w:t>
       </w:r>
     </w:p>
     <w:p>
@@ -1754,7 +2283,35 @@
           <w:rFonts w:ascii="맑은 고딕" w:hAnsi="맑은 고딕" w:eastAsia="맑은 고딕"/>
           <w:sz w:val="21"/>
         </w:rPr>
-        <w:t>파일을 만들지 못했으므로 오라클이 자리만 잡아 둔 것이다. 이름은 `UNNAMED` + 파일 번호(5자리)로 만들어진다. 16번 파일이므로 `UNNAMED00016`이다.</w:t>
+        <w:t xml:space="preserve">파일을 만들지 못했으므로 오라클이 자리만 잡아 둔 것이다. 이름은 </w:t>
+      </w:r>
+      <w:r>
+        <w:rPr>
+          <w:rFonts w:ascii="Consolas" w:hAnsi="Consolas" w:eastAsia="맑은 고딕"/>
+          <w:sz w:val="21"/>
+        </w:rPr>
+        <w:t xml:space="preserve">UNNAMED</w:t>
+      </w:r>
+      <w:r>
+        <w:rPr>
+          <w:rFonts w:ascii="맑은 고딕" w:hAnsi="맑은 고딕" w:eastAsia="맑은 고딕"/>
+          <w:sz w:val="21"/>
+        </w:rPr>
+        <w:t xml:space="preserve"> + 파일 번호(5자리)로 만들어진다. 16번 파일이므로 </w:t>
+      </w:r>
+      <w:r>
+        <w:rPr>
+          <w:rFonts w:ascii="Consolas" w:hAnsi="Consolas" w:eastAsia="맑은 고딕"/>
+          <w:sz w:val="21"/>
+        </w:rPr>
+        <w:t xml:space="preserve">UNNAMED00016</w:t>
+      </w:r>
+      <w:r>
+        <w:rPr>
+          <w:rFonts w:ascii="맑은 고딕" w:hAnsi="맑은 고딕" w:eastAsia="맑은 고딕"/>
+          <w:sz w:val="21"/>
+        </w:rPr>
+        <w:t xml:space="preserve">이다.</w:t>
       </w:r>
     </w:p>
     <w:p>
@@ -1919,9 +2476,31 @@
       <w:r>
         <w:rPr>
           <w:rFonts w:ascii="맑은 고딕" w:hAnsi="맑은 고딕" w:eastAsia="맑은 고딕"/>
-          <w:sz w:val="21"/>
-        </w:rPr>
-        <w:t>**MRP0이 사라졌다.** 적용이 죽은 것이다. 7장에서 배운 대로 `apply lag`이 벌어지기 시작한다.</w:t>
+          <w:b/>
+          <w:sz w:val="21"/>
+        </w:rPr>
+        <w:t xml:space="preserve">MRP0이 사라졌다.</w:t>
+      </w:r>
+      <w:r>
+        <w:rPr>
+          <w:rFonts w:ascii="맑은 고딕" w:hAnsi="맑은 고딕" w:eastAsia="맑은 고딕"/>
+          <w:sz w:val="21"/>
+        </w:rPr>
+        <w:t xml:space="preserve"> 적용이 죽은 것이다. 7장에서 배운 대로 </w:t>
+      </w:r>
+      <w:r>
+        <w:rPr>
+          <w:rFonts w:ascii="Consolas" w:hAnsi="Consolas" w:eastAsia="맑은 고딕"/>
+          <w:sz w:val="21"/>
+        </w:rPr>
+        <w:t xml:space="preserve">apply lag</w:t>
+      </w:r>
+      <w:r>
+        <w:rPr>
+          <w:rFonts w:ascii="맑은 고딕" w:hAnsi="맑은 고딕" w:eastAsia="맑은 고딕"/>
+          <w:sz w:val="21"/>
+        </w:rPr>
+        <w:t xml:space="preserve">이 벌어지기 시작한다.</w:t>
       </w:r>
     </w:p>
     <w:p>
@@ -1930,7 +2509,21 @@
           <w:rFonts w:ascii="맑은 고딕" w:hAnsi="맑은 고딕" w:eastAsia="맑은 고딕"/>
           <w:sz w:val="21"/>
         </w:rPr>
-        <w:t>원인은 `V$DATAGUARD_STATUS`에 남는다.</w:t>
+        <w:t xml:space="preserve">원인은 </w:t>
+      </w:r>
+      <w:r>
+        <w:rPr>
+          <w:rFonts w:ascii="Consolas" w:hAnsi="Consolas" w:eastAsia="맑은 고딕"/>
+          <w:sz w:val="21"/>
+        </w:rPr>
+        <w:t xml:space="preserve">V$DATAGUARD_STATUS</w:t>
+      </w:r>
+      <w:r>
+        <w:rPr>
+          <w:rFonts w:ascii="맑은 고딕" w:hAnsi="맑은 고딕" w:eastAsia="맑은 고딕"/>
+          <w:sz w:val="21"/>
+        </w:rPr>
+        <w:t xml:space="preserve">에 남는다.</w:t>
       </w:r>
     </w:p>
     <w:tbl>
@@ -2112,9 +2705,45 @@
       <w:r>
         <w:rPr>
           <w:rFonts w:ascii="맑은 고딕" w:hAnsi="맑은 고딕" w:eastAsia="맑은 고딕"/>
-          <w:sz w:val="21"/>
-        </w:rPr>
-        <w:t>**ORA-1274**다. "파일을 추가할 수 없다"는 뜻이며, `STANDBY_FILE_MANAGEMENT`가 `MANUAL`일 때 리두에 담긴 파일 추가를 처리하지 못해 발생한다.</w:t>
+          <w:b/>
+          <w:sz w:val="21"/>
+        </w:rPr>
+        <w:t xml:space="preserve">ORA-1274</w:t>
+      </w:r>
+      <w:r>
+        <w:rPr>
+          <w:rFonts w:ascii="맑은 고딕" w:hAnsi="맑은 고딕" w:eastAsia="맑은 고딕"/>
+          <w:sz w:val="21"/>
+        </w:rPr>
+        <w:t xml:space="preserve">다. "파일을 추가할 수 없다"는 뜻이며, </w:t>
+      </w:r>
+      <w:r>
+        <w:rPr>
+          <w:rFonts w:ascii="Consolas" w:hAnsi="Consolas" w:eastAsia="맑은 고딕"/>
+          <w:sz w:val="21"/>
+        </w:rPr>
+        <w:t xml:space="preserve">STANDBY_FILE_MANAGEMENT</w:t>
+      </w:r>
+      <w:r>
+        <w:rPr>
+          <w:rFonts w:ascii="맑은 고딕" w:hAnsi="맑은 고딕" w:eastAsia="맑은 고딕"/>
+          <w:sz w:val="21"/>
+        </w:rPr>
+        <w:t xml:space="preserve">가 </w:t>
+      </w:r>
+      <w:r>
+        <w:rPr>
+          <w:rFonts w:ascii="Consolas" w:hAnsi="Consolas" w:eastAsia="맑은 고딕"/>
+          <w:sz w:val="21"/>
+        </w:rPr>
+        <w:t xml:space="preserve">MANUAL</w:t>
+      </w:r>
+      <w:r>
+        <w:rPr>
+          <w:rFonts w:ascii="맑은 고딕" w:hAnsi="맑은 고딕" w:eastAsia="맑은 고딕"/>
+          <w:sz w:val="21"/>
+        </w:rPr>
+        <w:t xml:space="preserve">일 때 리두에 담긴 파일 추가를 처리하지 못해 발생한다.</w:t>
       </w:r>
     </w:p>
     <w:p>
@@ -2123,7 +2752,73 @@
           <w:rFonts w:ascii="맑은 고딕" w:hAnsi="맑은 고딕" w:eastAsia="맑은 고딕"/>
           <w:sz w:val="21"/>
         </w:rPr>
-        <w:t>함께 눈여겨볼 것이 `Warning 16037`이다. `MRP0: Background Media Recovery cancelled with status 16037`은 사람이 `CANCEL`을 냈을 때 남는 정상 기록이다. **오류와 정상 종료가 같은 뷰에 섞여 있으므로 `SEVERITY`와 시각을 함께 봐야 한다.**</w:t>
+        <w:t xml:space="preserve">함께 눈여겨볼 것이 </w:t>
+      </w:r>
+      <w:r>
+        <w:rPr>
+          <w:rFonts w:ascii="Consolas" w:hAnsi="Consolas" w:eastAsia="맑은 고딕"/>
+          <w:sz w:val="21"/>
+        </w:rPr>
+        <w:t xml:space="preserve">Warning 16037</w:t>
+      </w:r>
+      <w:r>
+        <w:rPr>
+          <w:rFonts w:ascii="맑은 고딕" w:hAnsi="맑은 고딕" w:eastAsia="맑은 고딕"/>
+          <w:sz w:val="21"/>
+        </w:rPr>
+        <w:t xml:space="preserve">이다. </w:t>
+      </w:r>
+      <w:r>
+        <w:rPr>
+          <w:rFonts w:ascii="Consolas" w:hAnsi="Consolas" w:eastAsia="맑은 고딕"/>
+          <w:sz w:val="21"/>
+        </w:rPr>
+        <w:t xml:space="preserve">MRP0: Background Media Recovery cancelled with status 16037</w:t>
+      </w:r>
+      <w:r>
+        <w:rPr>
+          <w:rFonts w:ascii="맑은 고딕" w:hAnsi="맑은 고딕" w:eastAsia="맑은 고딕"/>
+          <w:sz w:val="21"/>
+        </w:rPr>
+        <w:t xml:space="preserve">은 사람이 </w:t>
+      </w:r>
+      <w:r>
+        <w:rPr>
+          <w:rFonts w:ascii="Consolas" w:hAnsi="Consolas" w:eastAsia="맑은 고딕"/>
+          <w:sz w:val="21"/>
+        </w:rPr>
+        <w:t xml:space="preserve">CANCEL</w:t>
+      </w:r>
+      <w:r>
+        <w:rPr>
+          <w:rFonts w:ascii="맑은 고딕" w:hAnsi="맑은 고딕" w:eastAsia="맑은 고딕"/>
+          <w:sz w:val="21"/>
+        </w:rPr>
+        <w:t xml:space="preserve">을 냈을 때 남는 정상 기록이다. </w:t>
+      </w:r>
+      <w:r>
+        <w:rPr>
+          <w:rFonts w:ascii="맑은 고딕" w:hAnsi="맑은 고딕" w:eastAsia="맑은 고딕"/>
+          <w:b/>
+          <w:sz w:val="21"/>
+        </w:rPr>
+        <w:t xml:space="preserve">오류와 정상 종료가 같은 뷰에 섞여 있으므로 </w:t>
+      </w:r>
+      <w:r>
+        <w:rPr>
+          <w:rFonts w:ascii="Consolas" w:hAnsi="Consolas" w:eastAsia="맑은 고딕"/>
+          <w:b/>
+          <w:sz w:val="21"/>
+        </w:rPr>
+        <w:t xml:space="preserve">SEVERITY</w:t>
+      </w:r>
+      <w:r>
+        <w:rPr>
+          <w:rFonts w:ascii="맑은 고딕" w:hAnsi="맑은 고딕" w:eastAsia="맑은 고딕"/>
+          <w:b/>
+          <w:sz w:val="21"/>
+        </w:rPr>
+        <w:t xml:space="preserve">와 시각을 함께 봐야 한다.</w:t>
       </w:r>
     </w:p>
     <w:tbl>
@@ -2160,31 +2855,35 @@
                 <w:rFonts w:ascii="맑은 고딕" w:hAnsi="맑은 고딕" w:eastAsia="맑은 고딕"/>
                 <w:sz w:val="20"/>
               </w:rPr>
-              <w:t>Primary 쪽에서는 아무 신호가 없다. 실측에서 `V$ARCHIVE_DEST_STATUS`의 2번 목적지는 계속 `VALID`였고 오류 열도 비어 있었다.</w:t>
-            </w:r>
-          </w:p>
-          <w:p>
-            <w:pPr>
-              <w:spacing w:after="20"/>
-            </w:pPr>
+              <w:t xml:space="preserve">Primary 쪽에서는 아무 신호가 없다. 실측에서 </w:t>
+            </w:r>
+            <w:r>
+              <w:rPr>
+                <w:rFonts w:ascii="Consolas" w:hAnsi="Consolas" w:eastAsia="맑은 고딕"/>
+                <w:sz w:val="20"/>
+              </w:rPr>
+              <w:t xml:space="preserve">V$ARCHIVE_DEST_STATUS</w:t>
+            </w:r>
             <w:r>
               <w:rPr>
                 <w:rFonts w:ascii="맑은 고딕" w:hAnsi="맑은 고딕" w:eastAsia="맑은 고딕"/>
                 <w:sz w:val="20"/>
               </w:rPr>
-              <w:t>전송은 정상이기 때문이다. 리두는 잘 가고 있고 Standby가 그것을 받고 있다. 다만 **적용하지 못할 뿐**이다.</w:t>
-            </w:r>
-          </w:p>
-          <w:p>
-            <w:pPr>
-              <w:spacing w:after="20"/>
-            </w:pPr>
+              <w:t xml:space="preserve">의 2번 목적지는 계속 </w:t>
+            </w:r>
+            <w:r>
+              <w:rPr>
+                <w:rFonts w:ascii="Consolas" w:hAnsi="Consolas" w:eastAsia="맑은 고딕"/>
+                <w:sz w:val="20"/>
+              </w:rPr>
+              <w:t xml:space="preserve">VALID</w:t>
+            </w:r>
             <w:r>
               <w:rPr>
                 <w:rFonts w:ascii="맑은 고딕" w:hAnsi="맑은 고딕" w:eastAsia="맑은 고딕"/>
                 <w:sz w:val="20"/>
               </w:rPr>
-              <w:t>그래서 Primary만 감시하는 모니터링은 이 상태를 잡아내지 못한다. 7장에서 Standby 쪽 MRP0 존재를 확인해야 한다고 강조한 이유가 여기서 다시 확인된다.</w:t>
+              <w:t xml:space="preserve">였고 오류 열도 비어 있었다.</w:t>
             </w:r>
           </w:p>
           <w:p>
@@ -2196,7 +2895,60 @@
                 <w:rFonts w:ascii="맑은 고딕" w:hAnsi="맑은 고딕" w:eastAsia="맑은 고딕"/>
                 <w:sz w:val="20"/>
               </w:rPr>
-              <w:t>시간이 지나면 `apply lag`이 계속 벌어지므로 결국 드러난다. 실측에서 30초였던 값이 곧 1분 18초가 되었다. 그러나 그때는 이미 밀린 리두를 따라잡는 작업이 남는다.</w:t>
+              <w:t xml:space="preserve">전송은 정상이기 때문이다. 리두는 잘 가고 있고 Standby가 그것을 받고 있다. 다만 </w:t>
+            </w:r>
+            <w:r>
+              <w:rPr>
+                <w:rFonts w:ascii="맑은 고딕" w:hAnsi="맑은 고딕" w:eastAsia="맑은 고딕"/>
+                <w:b/>
+                <w:sz w:val="20"/>
+              </w:rPr>
+              <w:t xml:space="preserve">적용하지 못할 뿐</w:t>
+            </w:r>
+            <w:r>
+              <w:rPr>
+                <w:rFonts w:ascii="맑은 고딕" w:hAnsi="맑은 고딕" w:eastAsia="맑은 고딕"/>
+                <w:sz w:val="20"/>
+              </w:rPr>
+              <w:t xml:space="preserve">이다.</w:t>
+            </w:r>
+          </w:p>
+          <w:p>
+            <w:pPr>
+              <w:spacing w:after="20"/>
+            </w:pPr>
+            <w:r>
+              <w:rPr>
+                <w:rFonts w:ascii="맑은 고딕" w:hAnsi="맑은 고딕" w:eastAsia="맑은 고딕"/>
+                <w:sz w:val="20"/>
+              </w:rPr>
+              <w:t>그래서 Primary만 감시하는 모니터링은 이 상태를 잡아내지 못한다. 7장에서 Standby 쪽 MRP0 존재를 확인해야 한다고 강조한 이유가 여기서 다시 확인된다.</w:t>
+            </w:r>
+          </w:p>
+          <w:p>
+            <w:pPr>
+              <w:spacing w:after="20"/>
+            </w:pPr>
+            <w:r>
+              <w:rPr>
+                <w:rFonts w:ascii="맑은 고딕" w:hAnsi="맑은 고딕" w:eastAsia="맑은 고딕"/>
+                <w:sz w:val="20"/>
+              </w:rPr>
+              <w:t xml:space="preserve">시간이 지나면 </w:t>
+            </w:r>
+            <w:r>
+              <w:rPr>
+                <w:rFonts w:ascii="Consolas" w:hAnsi="Consolas" w:eastAsia="맑은 고딕"/>
+                <w:sz w:val="20"/>
+              </w:rPr>
+              <w:t xml:space="preserve">apply lag</w:t>
+            </w:r>
+            <w:r>
+              <w:rPr>
+                <w:rFonts w:ascii="맑은 고딕" w:hAnsi="맑은 고딕" w:eastAsia="맑은 고딕"/>
+                <w:sz w:val="20"/>
+              </w:rPr>
+              <w:t xml:space="preserve">이 계속 벌어지므로 결국 드러난다. 실측에서 30초였던 값이 곧 1분 18초가 되었다. 그러나 그때는 이미 밀린 리두를 따라잡는 작업이 남는다.</w:t>
             </w:r>
           </w:p>
         </w:tc>
@@ -2214,10 +2966,17 @@
     <w:p>
       <w:r>
         <w:rPr>
+          <w:rFonts w:ascii="Consolas" w:hAnsi="Consolas" w:eastAsia="맑은 고딕"/>
+          <w:sz w:val="21"/>
+        </w:rPr>
+        <w:t xml:space="preserve">AUTO</w:t>
+      </w:r>
+      <w:r>
+        <w:rPr>
           <w:rFonts w:ascii="맑은 고딕" w:hAnsi="맑은 고딕" w:eastAsia="맑은 고딕"/>
           <w:sz w:val="21"/>
         </w:rPr>
-        <w:t>`AUTO`로 되돌리고 적용을 다시 켜면 해결될 것 같다. 그렇지 않다.</w:t>
+        <w:t xml:space="preserve">로 되돌리고 적용을 다시 켜면 해결될 것 같다. 그렇지 않다.</w:t>
       </w:r>
     </w:p>
     <w:tbl>
@@ -2505,9 +3264,25 @@
       <w:r>
         <w:rPr>
           <w:rFonts w:ascii="맑은 고딕" w:hAnsi="맑은 고딕" w:eastAsia="맑은 고딕"/>
-          <w:sz w:val="21"/>
-        </w:rPr>
-        <w:t>**ORA-1111**이다. "이름이 알려지지 않은 파일 16번"이라는 뜻이다. 오류 번호가 1274에서 1111로 바뀐 것이 진행을 말해 준다. **원인이 "만들 수 없다"에서 "이미 만들어진 자리가 잘못됐다"로 옮겨 간 것이다.**</w:t>
+          <w:b/>
+          <w:sz w:val="21"/>
+        </w:rPr>
+        <w:t xml:space="preserve">ORA-1111</w:t>
+      </w:r>
+      <w:r>
+        <w:rPr>
+          <w:rFonts w:ascii="맑은 고딕" w:hAnsi="맑은 고딕" w:eastAsia="맑은 고딕"/>
+          <w:sz w:val="21"/>
+        </w:rPr>
+        <w:t xml:space="preserve">이다. "이름이 알려지지 않은 파일 16번"이라는 뜻이다. 오류 번호가 1274에서 1111로 바뀐 것이 진행을 말해 준다. </w:t>
+      </w:r>
+      <w:r>
+        <w:rPr>
+          <w:rFonts w:ascii="맑은 고딕" w:hAnsi="맑은 고딕" w:eastAsia="맑은 고딕"/>
+          <w:b/>
+          <w:sz w:val="21"/>
+        </w:rPr>
+        <w:t xml:space="preserve">원인이 "만들 수 없다"에서 "이미 만들어진 자리가 잘못됐다"로 옮겨 간 것이다.</w:t>
       </w:r>
     </w:p>
     <w:p>
@@ -2710,10 +3485,87 @@
     <w:p>
       <w:r>
         <w:rPr>
+          <w:rFonts w:ascii="Consolas" w:hAnsi="Consolas" w:eastAsia="맑은 고딕"/>
+          <w:sz w:val="21"/>
+        </w:rPr>
+        <w:t xml:space="preserve">V$DATAFILE</w:t>
+      </w:r>
+      <w:r>
+        <w:rPr>
           <w:rFonts w:ascii="맑은 고딕" w:hAnsi="맑은 고딕" w:eastAsia="맑은 고딕"/>
           <w:sz w:val="21"/>
         </w:rPr>
-        <w:t>`V$DATAFILE`의 `STATUS`가 `RECOVER`, `V$DATAFILE_HEADER`의 `ERROR`가 `FILE MISSING`이다. 두 뷰가 같은 사실을 다른 말로 알려 준다.</w:t>
+        <w:t xml:space="preserve">의 </w:t>
+      </w:r>
+      <w:r>
+        <w:rPr>
+          <w:rFonts w:ascii="Consolas" w:hAnsi="Consolas" w:eastAsia="맑은 고딕"/>
+          <w:sz w:val="21"/>
+        </w:rPr>
+        <w:t xml:space="preserve">STATUS</w:t>
+      </w:r>
+      <w:r>
+        <w:rPr>
+          <w:rFonts w:ascii="맑은 고딕" w:hAnsi="맑은 고딕" w:eastAsia="맑은 고딕"/>
+          <w:sz w:val="21"/>
+        </w:rPr>
+        <w:t xml:space="preserve">가 </w:t>
+      </w:r>
+      <w:r>
+        <w:rPr>
+          <w:rFonts w:ascii="Consolas" w:hAnsi="Consolas" w:eastAsia="맑은 고딕"/>
+          <w:sz w:val="21"/>
+        </w:rPr>
+        <w:t xml:space="preserve">RECOVER</w:t>
+      </w:r>
+      <w:r>
+        <w:rPr>
+          <w:rFonts w:ascii="맑은 고딕" w:hAnsi="맑은 고딕" w:eastAsia="맑은 고딕"/>
+          <w:sz w:val="21"/>
+        </w:rPr>
+        <w:t xml:space="preserve">, </w:t>
+      </w:r>
+      <w:r>
+        <w:rPr>
+          <w:rFonts w:ascii="Consolas" w:hAnsi="Consolas" w:eastAsia="맑은 고딕"/>
+          <w:sz w:val="21"/>
+        </w:rPr>
+        <w:t xml:space="preserve">V$DATAFILE_HEADER</w:t>
+      </w:r>
+      <w:r>
+        <w:rPr>
+          <w:rFonts w:ascii="맑은 고딕" w:hAnsi="맑은 고딕" w:eastAsia="맑은 고딕"/>
+          <w:sz w:val="21"/>
+        </w:rPr>
+        <w:t xml:space="preserve">의 </w:t>
+      </w:r>
+      <w:r>
+        <w:rPr>
+          <w:rFonts w:ascii="Consolas" w:hAnsi="Consolas" w:eastAsia="맑은 고딕"/>
+          <w:sz w:val="21"/>
+        </w:rPr>
+        <w:t xml:space="preserve">ERROR</w:t>
+      </w:r>
+      <w:r>
+        <w:rPr>
+          <w:rFonts w:ascii="맑은 고딕" w:hAnsi="맑은 고딕" w:eastAsia="맑은 고딕"/>
+          <w:sz w:val="21"/>
+        </w:rPr>
+        <w:t xml:space="preserve">가 </w:t>
+      </w:r>
+      <w:r>
+        <w:rPr>
+          <w:rFonts w:ascii="Consolas" w:hAnsi="Consolas" w:eastAsia="맑은 고딕"/>
+          <w:sz w:val="21"/>
+        </w:rPr>
+        <w:t xml:space="preserve">FILE MISSING</w:t>
+      </w:r>
+      <w:r>
+        <w:rPr>
+          <w:rFonts w:ascii="맑은 고딕" w:hAnsi="맑은 고딕" w:eastAsia="맑은 고딕"/>
+          <w:sz w:val="21"/>
+        </w:rPr>
+        <w:t xml:space="preserve">이다. 두 뷰가 같은 사실을 다른 말로 알려 준다.</w:t>
       </w:r>
     </w:p>
     <w:p>
@@ -2813,31 +3665,101 @@
                 <w:rFonts w:ascii="맑은 고딕" w:hAnsi="맑은 고딕" w:eastAsia="맑은 고딕"/>
                 <w:sz w:val="20"/>
               </w:rPr>
-              <w:t>복구가 필요한 파일을 보여 주는 `V$RECOVER_FILE`을 조회하면 `no rows selected`가 나온다. 파일 16번이 분명히 문제인데도 그렇다.</w:t>
-            </w:r>
-          </w:p>
-          <w:p>
-            <w:pPr>
-              <w:spacing w:after="20"/>
-            </w:pPr>
+              <w:t xml:space="preserve">복구가 필요한 파일을 보여 주는 </w:t>
+            </w:r>
+            <w:r>
+              <w:rPr>
+                <w:rFonts w:ascii="Consolas" w:hAnsi="Consolas" w:eastAsia="맑은 고딕"/>
+                <w:sz w:val="20"/>
+              </w:rPr>
+              <w:t xml:space="preserve">V$RECOVER_FILE</w:t>
+            </w:r>
             <w:r>
               <w:rPr>
                 <w:rFonts w:ascii="맑은 고딕" w:hAnsi="맑은 고딕" w:eastAsia="맑은 고딕"/>
                 <w:sz w:val="20"/>
               </w:rPr>
-              <w:t>이 뷰는 미디어 복구가 필요한 파일을 나열하는데, `UNNAMED` 파일은 아직 "복구할 대상"으로 등록되지도 못한 상태이기 때문으로 보인다. 진단에서 이 뷰만 믿으면 문제를 놓친다.</w:t>
-            </w:r>
-          </w:p>
-          <w:p>
-            <w:pPr>
-              <w:spacing w:after="20"/>
-            </w:pPr>
+              <w:t xml:space="preserve">을 조회하면 </w:t>
+            </w:r>
+            <w:r>
+              <w:rPr>
+                <w:rFonts w:ascii="Consolas" w:hAnsi="Consolas" w:eastAsia="맑은 고딕"/>
+                <w:sz w:val="20"/>
+              </w:rPr>
+              <w:t xml:space="preserve">no rows selected</w:t>
+            </w:r>
             <w:r>
               <w:rPr>
                 <w:rFonts w:ascii="맑은 고딕" w:hAnsi="맑은 고딕" w:eastAsia="맑은 고딕"/>
                 <w:sz w:val="20"/>
               </w:rPr>
-              <w:t>확실한 것은 `V$DATAFILE.STATUS = RECOVER`와 `V$DATAFILE_HEADER.ERROR = FILE MISSING` 두 가지다.</w:t>
+              <w:t xml:space="preserve">가 나온다. 파일 16번이 분명히 문제인데도 그렇다.</w:t>
+            </w:r>
+          </w:p>
+          <w:p>
+            <w:pPr>
+              <w:spacing w:after="20"/>
+            </w:pPr>
+            <w:r>
+              <w:rPr>
+                <w:rFonts w:ascii="맑은 고딕" w:hAnsi="맑은 고딕" w:eastAsia="맑은 고딕"/>
+                <w:sz w:val="20"/>
+              </w:rPr>
+              <w:t xml:space="preserve">이 뷰는 미디어 복구가 필요한 파일을 나열하는데, </w:t>
+            </w:r>
+            <w:r>
+              <w:rPr>
+                <w:rFonts w:ascii="Consolas" w:hAnsi="Consolas" w:eastAsia="맑은 고딕"/>
+                <w:sz w:val="20"/>
+              </w:rPr>
+              <w:t xml:space="preserve">UNNAMED</w:t>
+            </w:r>
+            <w:r>
+              <w:rPr>
+                <w:rFonts w:ascii="맑은 고딕" w:hAnsi="맑은 고딕" w:eastAsia="맑은 고딕"/>
+                <w:sz w:val="20"/>
+              </w:rPr>
+              <w:t xml:space="preserve"> 파일은 아직 "복구할 대상"으로 등록되지도 못한 상태이기 때문으로 보인다. 진단에서 이 뷰만 믿으면 문제를 놓친다.</w:t>
+            </w:r>
+          </w:p>
+          <w:p>
+            <w:pPr>
+              <w:spacing w:after="20"/>
+            </w:pPr>
+            <w:r>
+              <w:rPr>
+                <w:rFonts w:ascii="맑은 고딕" w:hAnsi="맑은 고딕" w:eastAsia="맑은 고딕"/>
+                <w:sz w:val="20"/>
+              </w:rPr>
+              <w:t xml:space="preserve">확실한 것은 </w:t>
+            </w:r>
+            <w:r>
+              <w:rPr>
+                <w:rFonts w:ascii="Consolas" w:hAnsi="Consolas" w:eastAsia="맑은 고딕"/>
+                <w:sz w:val="20"/>
+              </w:rPr>
+              <w:t xml:space="preserve">V$DATAFILE.STATUS = RECOVER</w:t>
+            </w:r>
+            <w:r>
+              <w:rPr>
+                <w:rFonts w:ascii="맑은 고딕" w:hAnsi="맑은 고딕" w:eastAsia="맑은 고딕"/>
+                <w:sz w:val="20"/>
+              </w:rPr>
+              <w:t xml:space="preserve">와 </w:t>
+            </w:r>
+            <w:r>
+              <w:rPr>
+                <w:rFonts w:ascii="Consolas" w:hAnsi="Consolas" w:eastAsia="맑은 고딕"/>
+                <w:sz w:val="20"/>
+              </w:rPr>
+              <w:t xml:space="preserve">V$DATAFILE_HEADER.ERROR = FILE MISSING</w:t>
+            </w:r>
+            <w:r>
+              <w:rPr>
+                <w:rFonts w:ascii="맑은 고딕" w:hAnsi="맑은 고딕" w:eastAsia="맑은 고딕"/>
+                <w:sz w:val="20"/>
+              </w:rPr>
+              <w:t xml:space="preserve"> 두 가지다.</w:t>
             </w:r>
           </w:p>
         </w:tc>
@@ -3078,10 +4000,31 @@
     <w:p>
       <w:r>
         <w:rPr>
+          <w:rFonts w:ascii="Consolas" w:hAnsi="Consolas" w:eastAsia="맑은 고딕"/>
+          <w:sz w:val="21"/>
+        </w:rPr>
+        <w:t xml:space="preserve">AS NEW</w:t>
+      </w:r>
+      <w:r>
+        <w:rPr>
           <w:rFonts w:ascii="맑은 고딕" w:hAnsi="맑은 고딕" w:eastAsia="맑은 고딕"/>
           <w:sz w:val="21"/>
         </w:rPr>
-        <w:t>`AS NEW`가 핵심이다. `DB_CREATE_FILE_DEST`가 설정되어 있으므로 오라클이 OMF 규칙으로 새 파일을 만든다. 결과를 보면 이름까지 제대로 붙었다.</w:t>
+        <w:t xml:space="preserve">가 핵심이다. </w:t>
+      </w:r>
+      <w:r>
+        <w:rPr>
+          <w:rFonts w:ascii="Consolas" w:hAnsi="Consolas" w:eastAsia="맑은 고딕"/>
+          <w:sz w:val="21"/>
+        </w:rPr>
+        <w:t xml:space="preserve">DB_CREATE_FILE_DEST</w:t>
+      </w:r>
+      <w:r>
+        <w:rPr>
+          <w:rFonts w:ascii="맑은 고딕" w:hAnsi="맑은 고딕" w:eastAsia="맑은 고딕"/>
+          <w:sz w:val="21"/>
+        </w:rPr>
+        <w:t xml:space="preserve">가 설정되어 있으므로 오라클이 OMF 규칙으로 새 파일을 만든다. 결과를 보면 이름까지 제대로 붙었다.</w:t>
       </w:r>
     </w:p>
     <w:tbl>
@@ -3197,10 +4140,31 @@
     <w:p>
       <w:r>
         <w:rPr>
+          <w:rFonts w:ascii="Consolas" w:hAnsi="Consolas" w:eastAsia="맑은 고딕"/>
+          <w:sz w:val="21"/>
+        </w:rPr>
+        <w:t xml:space="preserve">o1_mf_dg_ts2_...</w:t>
+      </w:r>
+      <w:r>
+        <w:rPr>
           <w:rFonts w:ascii="맑은 고딕" w:hAnsi="맑은 고딕" w:eastAsia="맑은 고딕"/>
           <w:sz w:val="21"/>
         </w:rPr>
-        <w:t>`o1_mf_dg_ts2_...`다. 테이블스페이스 이름 `dg_ts2`가 들어갔고 크기도 10MB로 맞다. 오라클이 리두에서 정보를 읽어 만든 것이다.</w:t>
+        <w:t xml:space="preserve">다. 테이블스페이스 이름 </w:t>
+      </w:r>
+      <w:r>
+        <w:rPr>
+          <w:rFonts w:ascii="Consolas" w:hAnsi="Consolas" w:eastAsia="맑은 고딕"/>
+          <w:sz w:val="21"/>
+        </w:rPr>
+        <w:t xml:space="preserve">dg_ts2</w:t>
+      </w:r>
+      <w:r>
+        <w:rPr>
+          <w:rFonts w:ascii="맑은 고딕" w:hAnsi="맑은 고딕" w:eastAsia="맑은 고딕"/>
+          <w:sz w:val="21"/>
+        </w:rPr>
+        <w:t xml:space="preserve">가 들어갔고 크기도 10MB로 맞다. 오라클이 리두에서 정보를 읽어 만든 것이다.</w:t>
       </w:r>
     </w:p>
     <w:p>
@@ -3209,16 +4173,93 @@
           <w:rFonts w:ascii="맑은 고딕" w:hAnsi="맑은 고딕" w:eastAsia="맑은 고딕"/>
           <w:sz w:val="21"/>
         </w:rPr>
-        <w:t>왜 ①에서 `MANUAL`로 바꾸는가. `AUTO` 상태에서는 파일 생성을 오라클이 관리하므로 사람이 `CREATE DATAFILE`로 개입하는 것과 충돌한다. 작업하는 동안만 `MANUAL`로 두고 끝나면 되돌린다.</w:t>
+        <w:t xml:space="preserve">왜 ①에서 </w:t>
+      </w:r>
+      <w:r>
+        <w:rPr>
+          <w:rFonts w:ascii="Consolas" w:hAnsi="Consolas" w:eastAsia="맑은 고딕"/>
+          <w:sz w:val="21"/>
+        </w:rPr>
+        <w:t xml:space="preserve">MANUAL</w:t>
+      </w:r>
+      <w:r>
+        <w:rPr>
+          <w:rFonts w:ascii="맑은 고딕" w:hAnsi="맑은 고딕" w:eastAsia="맑은 고딕"/>
+          <w:sz w:val="21"/>
+        </w:rPr>
+        <w:t xml:space="preserve">로 바꾸는가. </w:t>
+      </w:r>
+      <w:r>
+        <w:rPr>
+          <w:rFonts w:ascii="Consolas" w:hAnsi="Consolas" w:eastAsia="맑은 고딕"/>
+          <w:sz w:val="21"/>
+        </w:rPr>
+        <w:t xml:space="preserve">AUTO</w:t>
+      </w:r>
+      <w:r>
+        <w:rPr>
+          <w:rFonts w:ascii="맑은 고딕" w:hAnsi="맑은 고딕" w:eastAsia="맑은 고딕"/>
+          <w:sz w:val="21"/>
+        </w:rPr>
+        <w:t xml:space="preserve"> 상태에서는 파일 생성을 오라클이 관리하므로 사람이 </w:t>
+      </w:r>
+      <w:r>
+        <w:rPr>
+          <w:rFonts w:ascii="Consolas" w:hAnsi="Consolas" w:eastAsia="맑은 고딕"/>
+          <w:sz w:val="21"/>
+        </w:rPr>
+        <w:t xml:space="preserve">CREATE DATAFILE</w:t>
+      </w:r>
+      <w:r>
+        <w:rPr>
+          <w:rFonts w:ascii="맑은 고딕" w:hAnsi="맑은 고딕" w:eastAsia="맑은 고딕"/>
+          <w:sz w:val="21"/>
+        </w:rPr>
+        <w:t xml:space="preserve">로 개입하는 것과 충돌한다. 작업하는 동안만 </w:t>
+      </w:r>
+      <w:r>
+        <w:rPr>
+          <w:rFonts w:ascii="Consolas" w:hAnsi="Consolas" w:eastAsia="맑은 고딕"/>
+          <w:sz w:val="21"/>
+        </w:rPr>
+        <w:t xml:space="preserve">MANUAL</w:t>
+      </w:r>
+      <w:r>
+        <w:rPr>
+          <w:rFonts w:ascii="맑은 고딕" w:hAnsi="맑은 고딕" w:eastAsia="맑은 고딕"/>
+          <w:sz w:val="21"/>
+        </w:rPr>
+        <w:t xml:space="preserve">로 두고 끝나면 되돌린다.</w:t>
       </w:r>
     </w:p>
     <w:p>
       <w:r>
         <w:rPr>
+          <w:rFonts w:ascii="Consolas" w:hAnsi="Consolas" w:eastAsia="맑은 고딕"/>
+          <w:sz w:val="21"/>
+        </w:rPr>
+        <w:t xml:space="preserve">DB_CREATE_FILE_DEST</w:t>
+      </w:r>
+      <w:r>
+        <w:rPr>
           <w:rFonts w:ascii="맑은 고딕" w:hAnsi="맑은 고딕" w:eastAsia="맑은 고딕"/>
           <w:sz w:val="21"/>
         </w:rPr>
-        <w:t>`DB_CREATE_FILE_DEST`가 없는 환경(경로 지정 방식)이라면 `AS NEW` 대신 경로를 직접 준다.</w:t>
+        <w:t xml:space="preserve">가 없는 환경(경로 지정 방식)이라면 </w:t>
+      </w:r>
+      <w:r>
+        <w:rPr>
+          <w:rFonts w:ascii="Consolas" w:hAnsi="Consolas" w:eastAsia="맑은 고딕"/>
+          <w:sz w:val="21"/>
+        </w:rPr>
+        <w:t xml:space="preserve">AS NEW</w:t>
+      </w:r>
+      <w:r>
+        <w:rPr>
+          <w:rFonts w:ascii="맑은 고딕" w:hAnsi="맑은 고딕" w:eastAsia="맑은 고딕"/>
+          <w:sz w:val="21"/>
+        </w:rPr>
+        <w:t xml:space="preserve"> 대신 경로를 직접 준다.</w:t>
       </w:r>
     </w:p>
     <w:tbl>
@@ -3865,7 +4906,15 @@
           <w:rFonts w:ascii="맑은 고딕" w:hAnsi="맑은 고딕" w:eastAsia="맑은 고딕"/>
           <w:sz w:val="21"/>
         </w:rPr>
-        <w:t>문제가 있었던 그 테이블스페이스에 데이터를 넣고 Standby에서 조회했다. 100행이 그대로 보인다. **파일을 새로 만들었지만 그 안의 내용은 리두로 채워진다.**</w:t>
+        <w:t xml:space="preserve">문제가 있었던 그 테이블스페이스에 데이터를 넣고 Standby에서 조회했다. 100행이 그대로 보인다. </w:t>
+      </w:r>
+      <w:r>
+        <w:rPr>
+          <w:rFonts w:ascii="맑은 고딕" w:hAnsi="맑은 고딕" w:eastAsia="맑은 고딕"/>
+          <w:b/>
+          <w:sz w:val="21"/>
+        </w:rPr>
+        <w:t xml:space="preserve">파일을 새로 만들었지만 그 안의 내용은 리두로 채워진다.</w:t>
       </w:r>
     </w:p>
     <w:p>
@@ -4362,7 +5411,15 @@
           <w:rFonts w:ascii="맑은 고딕" w:hAnsi="맑은 고딕" w:eastAsia="맑은 고딕"/>
           <w:sz w:val="21"/>
         </w:rPr>
-        <w:t>세 가지가 자동으로 이뤄졌다. **PDB가 등록됐고, GUID가 같고, 데이터 파일 세 개가 만들어졌다.**</w:t>
+        <w:t xml:space="preserve">세 가지가 자동으로 이뤄졌다. </w:t>
+      </w:r>
+      <w:r>
+        <w:rPr>
+          <w:rFonts w:ascii="맑은 고딕" w:hAnsi="맑은 고딕" w:eastAsia="맑은 고딕"/>
+          <w:b/>
+          <w:sz w:val="21"/>
+        </w:rPr>
+        <w:t xml:space="preserve">PDB가 등록됐고, GUID가 같고, 데이터 파일 세 개가 만들어졌다.</w:t>
       </w:r>
     </w:p>
     <w:p>
@@ -4552,10 +5609,42 @@
     <w:p>
       <w:r>
         <w:rPr>
+          <w:rFonts w:ascii="Consolas" w:hAnsi="Consolas" w:eastAsia="맑은 고딕"/>
+          <w:b/>
+          <w:sz w:val="21"/>
+        </w:rPr>
+        <w:t xml:space="preserve">mkdir</w:t>
+      </w:r>
+      <w:r>
+        <w:rPr>
           <w:rFonts w:ascii="맑은 고딕" w:hAnsi="맑은 고딕" w:eastAsia="맑은 고딕"/>
-          <w:sz w:val="21"/>
-        </w:rPr>
-        <w:t>**`mkdir`을 하지 않았는데 GUID 디렉터리와 그 아래 `datafile` 디렉터리가 생겼다.** 6장에서 OMF의 장점으로 예고했던 것이 여기서 실현된다.</w:t>
+          <w:b/>
+          <w:sz w:val="21"/>
+        </w:rPr>
+        <w:t xml:space="preserve">을 하지 않았는데 GUID 디렉터리와 그 아래 </w:t>
+      </w:r>
+      <w:r>
+        <w:rPr>
+          <w:rFonts w:ascii="Consolas" w:hAnsi="Consolas" w:eastAsia="맑은 고딕"/>
+          <w:b/>
+          <w:sz w:val="21"/>
+        </w:rPr>
+        <w:t xml:space="preserve">datafile</w:t>
+      </w:r>
+      <w:r>
+        <w:rPr>
+          <w:rFonts w:ascii="맑은 고딕" w:hAnsi="맑은 고딕" w:eastAsia="맑은 고딕"/>
+          <w:b/>
+          <w:sz w:val="21"/>
+        </w:rPr>
+        <w:t xml:space="preserve"> 디렉터리가 생겼다.</w:t>
+      </w:r>
+      <w:r>
+        <w:rPr>
+          <w:rFonts w:ascii="맑은 고딕" w:hAnsi="맑은 고딕" w:eastAsia="맑은 고딕"/>
+          <w:sz w:val="21"/>
+        </w:rPr>
+        <w:t xml:space="preserve"> 6장에서 OMF의 장점으로 예고했던 것이 여기서 실현된다.</w:t>
       </w:r>
     </w:p>
     <w:p>
@@ -4573,7 +5662,21 @@
           <w:rFonts w:ascii="맑은 고딕" w:hAnsi="맑은 고딕" w:eastAsia="맑은 고딕"/>
           <w:sz w:val="21"/>
         </w:rPr>
-        <w:t>새 PDB는 Standby에서 `MOUNTED`로 나타난다. Active Data Guard에서 조회하려면 열어 주어야 한다.</w:t>
+        <w:t xml:space="preserve">새 PDB는 Standby에서 </w:t>
+      </w:r>
+      <w:r>
+        <w:rPr>
+          <w:rFonts w:ascii="Consolas" w:hAnsi="Consolas" w:eastAsia="맑은 고딕"/>
+          <w:sz w:val="21"/>
+        </w:rPr>
+        <w:t xml:space="preserve">MOUNTED</w:t>
+      </w:r>
+      <w:r>
+        <w:rPr>
+          <w:rFonts w:ascii="맑은 고딕" w:hAnsi="맑은 고딕" w:eastAsia="맑은 고딕"/>
+          <w:sz w:val="21"/>
+        </w:rPr>
+        <w:t xml:space="preserve">로 나타난다. Active Data Guard에서 조회하려면 열어 주어야 한다.</w:t>
       </w:r>
     </w:p>
     <w:tbl>
@@ -4640,7 +5743,22 @@
           <w:rFonts w:ascii="맑은 고딕" w:hAnsi="맑은 고딕" w:eastAsia="맑은 고딕"/>
           <w:sz w:val="21"/>
         </w:rPr>
-        <w:t>1장과 5장에서 확인한 규칙이 그대로다. **CDB를 열어도 PDB는 따로 열어야 한다.** 새로 추가된 PDB도 마찬가지다.</w:t>
+        <w:t xml:space="preserve">1장과 5장에서 확인한 규칙이 그대로다. </w:t>
+      </w:r>
+      <w:r>
+        <w:rPr>
+          <w:rFonts w:ascii="맑은 고딕" w:hAnsi="맑은 고딕" w:eastAsia="맑은 고딕"/>
+          <w:b/>
+          <w:sz w:val="21"/>
+        </w:rPr>
+        <w:t xml:space="preserve">CDB를 열어도 PDB는 따로 열어야 한다.</w:t>
+      </w:r>
+      <w:r>
+        <w:rPr>
+          <w:rFonts w:ascii="맑은 고딕" w:hAnsi="맑은 고딕" w:eastAsia="맑은 고딕"/>
+          <w:sz w:val="21"/>
+        </w:rPr>
+        <w:t xml:space="preserve"> 새로 추가된 PDB도 마찬가지다.</w:t>
       </w:r>
     </w:p>
     <w:p>
@@ -4841,9 +5959,17 @@
       <w:r>
         <w:rPr>
           <w:rFonts w:ascii="맑은 고딕" w:hAnsi="맑은 고딕" w:eastAsia="맑은 고딕"/>
-          <w:sz w:val="21"/>
-        </w:rPr>
-        <w:t>**빈 디렉터리가 남았다.** 파일은 지워졌지만 디렉터리는 그대로다.</w:t>
+          <w:b/>
+          <w:sz w:val="21"/>
+        </w:rPr>
+        <w:t xml:space="preserve">빈 디렉터리가 남았다.</w:t>
+      </w:r>
+      <w:r>
+        <w:rPr>
+          <w:rFonts w:ascii="맑은 고딕" w:hAnsi="맑은 고딕" w:eastAsia="맑은 고딕"/>
+          <w:sz w:val="21"/>
+        </w:rPr>
+        <w:t xml:space="preserve"> 파일은 지워졌지만 디렉터리는 그대로다.</w:t>
       </w:r>
     </w:p>
     <w:p>
@@ -4861,7 +5987,21 @@
           <w:rFonts w:ascii="맑은 고딕" w:hAnsi="맑은 고딕" w:eastAsia="맑은 고딕"/>
           <w:sz w:val="21"/>
         </w:rPr>
-        <w:t>정리하려면 `V$PDBS`의 GUID 목록과 대조해야 한다.</w:t>
+        <w:t xml:space="preserve">정리하려면 </w:t>
+      </w:r>
+      <w:r>
+        <w:rPr>
+          <w:rFonts w:ascii="Consolas" w:hAnsi="Consolas" w:eastAsia="맑은 고딕"/>
+          <w:sz w:val="21"/>
+        </w:rPr>
+        <w:t xml:space="preserve">V$PDBS</w:t>
+      </w:r>
+      <w:r>
+        <w:rPr>
+          <w:rFonts w:ascii="맑은 고딕" w:hAnsi="맑은 고딕" w:eastAsia="맑은 고딕"/>
+          <w:sz w:val="21"/>
+        </w:rPr>
+        <w:t xml:space="preserve">의 GUID 목록과 대조해야 한다.</w:t>
       </w:r>
     </w:p>
     <w:tbl>
@@ -4964,10 +6104,31 @@
     <w:p>
       <w:r>
         <w:rPr>
+          <w:rFonts w:ascii="Consolas" w:hAnsi="Consolas" w:eastAsia="맑은 고딕"/>
+          <w:sz w:val="21"/>
+        </w:rPr>
+        <w:t xml:space="preserve">rmdir</w:t>
+      </w:r>
+      <w:r>
+        <w:rPr>
           <w:rFonts w:ascii="맑은 고딕" w:hAnsi="맑은 고딕" w:eastAsia="맑은 고딕"/>
           <w:sz w:val="21"/>
         </w:rPr>
-        <w:t>`rmdir`을 쓰는 것이 안전하다. 비어 있지 않으면 실패하므로, 실수로 살아 있는 PDB의 디렉터리를 지우는 사고를 막아 준다. `rm -rf`는 그 보호가 없다.</w:t>
+        <w:t xml:space="preserve">을 쓰는 것이 안전하다. 비어 있지 않으면 실패하므로, 실수로 살아 있는 PDB의 디렉터리를 지우는 사고를 막아 준다. </w:t>
+      </w:r>
+      <w:r>
+        <w:rPr>
+          <w:rFonts w:ascii="Consolas" w:hAnsi="Consolas" w:eastAsia="맑은 고딕"/>
+          <w:sz w:val="21"/>
+        </w:rPr>
+        <w:t xml:space="preserve">rm -rf</w:t>
+      </w:r>
+      <w:r>
+        <w:rPr>
+          <w:rFonts w:ascii="맑은 고딕" w:hAnsi="맑은 고딕" w:eastAsia="맑은 고딕"/>
+          <w:sz w:val="21"/>
+        </w:rPr>
+        <w:t xml:space="preserve">는 그 보호가 없다.</w:t>
       </w:r>
     </w:p>
     <w:p>
@@ -5424,9 +6585,25 @@
       <w:r>
         <w:rPr>
           <w:rFonts w:ascii="맑은 고딕" w:hAnsi="맑은 고딕" w:eastAsia="맑은 고딕"/>
-          <w:sz w:val="21"/>
-        </w:rPr>
-        <w:t>**세 그룹 그대로다.** 지연은 0이므로 리두는 정상적으로 적용되고 있다. 즉 밀려서 안 보이는 것이 아니라 **애초에 반영되지 않는다.**</w:t>
+          <w:b/>
+          <w:sz w:val="21"/>
+        </w:rPr>
+        <w:t xml:space="preserve">세 그룹 그대로다.</w:t>
+      </w:r>
+      <w:r>
+        <w:rPr>
+          <w:rFonts w:ascii="맑은 고딕" w:hAnsi="맑은 고딕" w:eastAsia="맑은 고딕"/>
+          <w:sz w:val="21"/>
+        </w:rPr>
+        <w:t xml:space="preserve"> 지연은 0이므로 리두는 정상적으로 적용되고 있다. 즉 밀려서 안 보이는 것이 아니라 </w:t>
+      </w:r>
+      <w:r>
+        <w:rPr>
+          <w:rFonts w:ascii="맑은 고딕" w:hAnsi="맑은 고딕" w:eastAsia="맑은 고딕"/>
+          <w:b/>
+          <w:sz w:val="21"/>
+        </w:rPr>
+        <w:t xml:space="preserve">애초에 반영되지 않는다.</w:t>
       </w:r>
     </w:p>
     <w:p>
@@ -5581,9 +6758,10 @@
             <w:r>
               <w:rPr>
                 <w:rFonts w:ascii="맑은 고딕" w:hAnsi="맑은 고딕" w:eastAsia="맑은 고딕"/>
-                <w:sz w:val="19"/>
-              </w:rPr>
-              <w:t>**온라인 리두 로그 그룹 추가**</w:t>
+                <w:b/>
+                <w:sz w:val="19"/>
+              </w:rPr>
+              <w:t xml:space="preserve">온라인 리두 로그 그룹 추가</w:t>
             </w:r>
           </w:p>
         </w:tc>
@@ -5595,9 +6773,10 @@
             <w:r>
               <w:rPr>
                 <w:rFonts w:ascii="맑은 고딕" w:hAnsi="맑은 고딕" w:eastAsia="맑은 고딕"/>
-                <w:sz w:val="19"/>
-              </w:rPr>
-              <w:t>**되지 않음**</w:t>
+                <w:b/>
+                <w:sz w:val="19"/>
+              </w:rPr>
+              <w:t xml:space="preserve">되지 않음</w:t>
             </w:r>
           </w:p>
         </w:tc>
@@ -5611,9 +6790,10 @@
             <w:r>
               <w:rPr>
                 <w:rFonts w:ascii="맑은 고딕" w:hAnsi="맑은 고딕" w:eastAsia="맑은 고딕"/>
-                <w:sz w:val="19"/>
-              </w:rPr>
-              <w:t>**Standby Redo Log 추가**</w:t>
+                <w:b/>
+                <w:sz w:val="19"/>
+              </w:rPr>
+              <w:t xml:space="preserve">Standby Redo Log 추가</w:t>
             </w:r>
           </w:p>
         </w:tc>
@@ -5625,9 +6805,10 @@
             <w:r>
               <w:rPr>
                 <w:rFonts w:ascii="맑은 고딕" w:hAnsi="맑은 고딕" w:eastAsia="맑은 고딕"/>
-                <w:sz w:val="19"/>
-              </w:rPr>
-              <w:t>**되지 않음**</w:t>
+                <w:b/>
+                <w:sz w:val="19"/>
+              </w:rPr>
+              <w:t xml:space="preserve">되지 않음</w:t>
             </w:r>
           </w:p>
         </w:tc>
@@ -5640,7 +6821,22 @@
           <w:rFonts w:ascii="맑은 고딕" w:hAnsi="맑은 고딕" w:eastAsia="맑은 고딕"/>
           <w:sz w:val="21"/>
         </w:rPr>
-        <w:t>왜 그런가. 온라인 리두 로그는 **그 데이터베이스가 Primary로서 쓰는 자원**이다. Standby는 자신의 온라인 리두를 쓰지 않으므로 지금 당장 필요가 없다. 오라클은 필요 없는 것을 미리 만들지 않는다.</w:t>
+        <w:t xml:space="preserve">왜 그런가. 온라인 리두 로그는 </w:t>
+      </w:r>
+      <w:r>
+        <w:rPr>
+          <w:rFonts w:ascii="맑은 고딕" w:hAnsi="맑은 고딕" w:eastAsia="맑은 고딕"/>
+          <w:b/>
+          <w:sz w:val="21"/>
+        </w:rPr>
+        <w:t xml:space="preserve">그 데이터베이스가 Primary로서 쓰는 자원</w:t>
+      </w:r>
+      <w:r>
+        <w:rPr>
+          <w:rFonts w:ascii="맑은 고딕" w:hAnsi="맑은 고딕" w:eastAsia="맑은 고딕"/>
+          <w:sz w:val="21"/>
+        </w:rPr>
+        <w:t xml:space="preserve">이다. Standby는 자신의 온라인 리두를 쓰지 않으므로 지금 당장 필요가 없다. 오라클은 필요 없는 것을 미리 만들지 않는다.</w:t>
       </w:r>
     </w:p>
     <w:tbl>
@@ -5701,7 +6897,22 @@
                 <w:rFonts w:ascii="맑은 고딕" w:hAnsi="맑은 고딕" w:eastAsia="맑은 고딕"/>
                 <w:sz w:val="20"/>
               </w:rPr>
-              <w:t>그러므로 **Primary의 온라인 리두 구성을 바꿀 때는 Standby에도 같은 변경을 사람이 직접 해 주어야 한다.** 자동화되지 않는 몇 안 되는 항목이므로 절차서에 명시해 둔다.</w:t>
+              <w:t xml:space="preserve">그러므로 </w:t>
+            </w:r>
+            <w:r>
+              <w:rPr>
+                <w:rFonts w:ascii="맑은 고딕" w:hAnsi="맑은 고딕" w:eastAsia="맑은 고딕"/>
+                <w:b/>
+                <w:sz w:val="20"/>
+              </w:rPr>
+              <w:t xml:space="preserve">Primary의 온라인 리두 구성을 바꿀 때는 Standby에도 같은 변경을 사람이 직접 해 주어야 한다.</w:t>
+            </w:r>
+            <w:r>
+              <w:rPr>
+                <w:rFonts w:ascii="맑은 고딕" w:hAnsi="맑은 고딕" w:eastAsia="맑은 고딕"/>
+                <w:sz w:val="20"/>
+              </w:rPr>
+              <w:t xml:space="preserve"> 자동화되지 않는 몇 안 되는 항목이므로 절차서에 명시해 둔다.</w:t>
             </w:r>
           </w:p>
           <w:p>
@@ -5900,7 +7111,22 @@
           <w:rFonts w:ascii="맑은 고딕" w:hAnsi="맑은 고딕" w:eastAsia="맑은 고딕"/>
           <w:sz w:val="21"/>
         </w:rPr>
-        <w:t>앞서 그룹을 지웠지만 **운영체제 파일이 남아 있었다.** 4장에서 SRL을 다룰 때 만난 것과 같은 상황이다.</w:t>
+        <w:t xml:space="preserve">앞서 그룹을 지웠지만 </w:t>
+      </w:r>
+      <w:r>
+        <w:rPr>
+          <w:rFonts w:ascii="맑은 고딕" w:hAnsi="맑은 고딕" w:eastAsia="맑은 고딕"/>
+          <w:b/>
+          <w:sz w:val="21"/>
+        </w:rPr>
+        <w:t xml:space="preserve">운영체제 파일이 남아 있었다.</w:t>
+      </w:r>
+      <w:r>
+        <w:rPr>
+          <w:rFonts w:ascii="맑은 고딕" w:hAnsi="맑은 고딕" w:eastAsia="맑은 고딕"/>
+          <w:sz w:val="21"/>
+        </w:rPr>
+        <w:t xml:space="preserve"> 4장에서 SRL을 다룰 때 만난 것과 같은 상황이다.</w:t>
       </w:r>
     </w:p>
     <w:p>
@@ -5909,7 +7135,21 @@
           <w:rFonts w:ascii="맑은 고딕" w:hAnsi="맑은 고딕" w:eastAsia="맑은 고딕"/>
           <w:sz w:val="21"/>
         </w:rPr>
-        <w:t>오라클은 로그 그룹을 지울 때 파일을 지우지 않는다. 데이터 파일과 다른 점이다(`DROP TABLESPACE ... INCLUDING DATAFILES`는 지운다).</w:t>
+        <w:t xml:space="preserve">오라클은 로그 그룹을 지울 때 파일을 지우지 않는다. 데이터 파일과 다른 점이다(</w:t>
+      </w:r>
+      <w:r>
+        <w:rPr>
+          <w:rFonts w:ascii="Consolas" w:hAnsi="Consolas" w:eastAsia="맑은 고딕"/>
+          <w:sz w:val="21"/>
+        </w:rPr>
+        <w:t xml:space="preserve">DROP TABLESPACE ... INCLUDING DATAFILES</w:t>
+      </w:r>
+      <w:r>
+        <w:rPr>
+          <w:rFonts w:ascii="맑은 고딕" w:hAnsi="맑은 고딕" w:eastAsia="맑은 고딕"/>
+          <w:sz w:val="21"/>
+        </w:rPr>
+        <w:t xml:space="preserve">는 지운다).</w:t>
       </w:r>
     </w:p>
     <w:p>
@@ -5918,7 +7158,21 @@
           <w:rFonts w:ascii="맑은 고딕" w:hAnsi="맑은 고딕" w:eastAsia="맑은 고딕"/>
           <w:sz w:val="21"/>
         </w:rPr>
-        <w:t>해법은 둘이다. 운영체제에서 파일을 지우거나 `REUSE` 키워드를 쓴다.</w:t>
+        <w:t xml:space="preserve">해법은 둘이다. 운영체제에서 파일을 지우거나 </w:t>
+      </w:r>
+      <w:r>
+        <w:rPr>
+          <w:rFonts w:ascii="Consolas" w:hAnsi="Consolas" w:eastAsia="맑은 고딕"/>
+          <w:sz w:val="21"/>
+        </w:rPr>
+        <w:t xml:space="preserve">REUSE</w:t>
+      </w:r>
+      <w:r>
+        <w:rPr>
+          <w:rFonts w:ascii="맑은 고딕" w:hAnsi="맑은 고딕" w:eastAsia="맑은 고딕"/>
+          <w:sz w:val="21"/>
+        </w:rPr>
+        <w:t xml:space="preserve"> 키워드를 쓴다.</w:t>
       </w:r>
     </w:p>
     <w:tbl>
@@ -5972,7 +7226,21 @@
           <w:rFonts w:ascii="맑은 고딕" w:hAnsi="맑은 고딕" w:eastAsia="맑은 고딕"/>
           <w:sz w:val="21"/>
         </w:rPr>
-        <w:t>다만 `REUSE`는 그 파일이 다른 용도로 쓰이고 있지 않다는 확신이 있을 때만 쓴다.</w:t>
+        <w:t xml:space="preserve">다만 </w:t>
+      </w:r>
+      <w:r>
+        <w:rPr>
+          <w:rFonts w:ascii="Consolas" w:hAnsi="Consolas" w:eastAsia="맑은 고딕"/>
+          <w:sz w:val="21"/>
+        </w:rPr>
+        <w:t xml:space="preserve">REUSE</w:t>
+      </w:r>
+      <w:r>
+        <w:rPr>
+          <w:rFonts w:ascii="맑은 고딕" w:hAnsi="맑은 고딕" w:eastAsia="맑은 고딕"/>
+          <w:sz w:val="21"/>
+        </w:rPr>
+        <w:t xml:space="preserve">는 그 파일이 다른 용도로 쓰이고 있지 않다는 확신이 있을 때만 쓴다.</w:t>
       </w:r>
     </w:p>
     <w:p>
@@ -6280,7 +7548,35 @@
           <w:rFonts w:ascii="맑은 고딕" w:hAnsi="맑은 고딕" w:eastAsia="맑은 고딕"/>
           <w:sz w:val="21"/>
         </w:rPr>
-        <w:t>전환만으로 부족한 경우가 있다. 그룹이 `ACTIVE`(아카이브 대기) 상태일 수 있기 때문이다. `INACTIVE`가 될 때까지 기다리거나 체크포인트를 강제한다.</w:t>
+        <w:t xml:space="preserve">전환만으로 부족한 경우가 있다. 그룹이 </w:t>
+      </w:r>
+      <w:r>
+        <w:rPr>
+          <w:rFonts w:ascii="Consolas" w:hAnsi="Consolas" w:eastAsia="맑은 고딕"/>
+          <w:sz w:val="21"/>
+        </w:rPr>
+        <w:t xml:space="preserve">ACTIVE</w:t>
+      </w:r>
+      <w:r>
+        <w:rPr>
+          <w:rFonts w:ascii="맑은 고딕" w:hAnsi="맑은 고딕" w:eastAsia="맑은 고딕"/>
+          <w:sz w:val="21"/>
+        </w:rPr>
+        <w:t xml:space="preserve">(아카이브 대기) 상태일 수 있기 때문이다. </w:t>
+      </w:r>
+      <w:r>
+        <w:rPr>
+          <w:rFonts w:ascii="Consolas" w:hAnsi="Consolas" w:eastAsia="맑은 고딕"/>
+          <w:sz w:val="21"/>
+        </w:rPr>
+        <w:t xml:space="preserve">INACTIVE</w:t>
+      </w:r>
+      <w:r>
+        <w:rPr>
+          <w:rFonts w:ascii="맑은 고딕" w:hAnsi="맑은 고딕" w:eastAsia="맑은 고딕"/>
+          <w:sz w:val="21"/>
+        </w:rPr>
+        <w:t xml:space="preserve">가 될 때까지 기다리거나 체크포인트를 강제한다.</w:t>
       </w:r>
     </w:p>
     <w:p>
@@ -6289,7 +7585,22 @@
           <w:rFonts w:ascii="맑은 고딕" w:hAnsi="맑은 고딕" w:eastAsia="맑은 고딕"/>
           <w:sz w:val="21"/>
         </w:rPr>
-        <w:t>7장에서 만난 SRL의 ORA-00261과 성격이 같다. **쓰이고 있는 로그는 지울 수 없다**는 원칙이다.</w:t>
+        <w:t xml:space="preserve">7장에서 만난 SRL의 ORA-00261과 성격이 같다. </w:t>
+      </w:r>
+      <w:r>
+        <w:rPr>
+          <w:rFonts w:ascii="맑은 고딕" w:hAnsi="맑은 고딕" w:eastAsia="맑은 고딕"/>
+          <w:b/>
+          <w:sz w:val="21"/>
+        </w:rPr>
+        <w:t xml:space="preserve">쓰이고 있는 로그는 지울 수 없다</w:t>
+      </w:r>
+      <w:r>
+        <w:rPr>
+          <w:rFonts w:ascii="맑은 고딕" w:hAnsi="맑은 고딕" w:eastAsia="맑은 고딕"/>
+          <w:sz w:val="21"/>
+        </w:rPr>
+        <w:t xml:space="preserve">는 원칙이다.</w:t>
       </w:r>
     </w:p>
     <w:p>
@@ -6403,7 +7714,50 @@
           <w:rFonts w:ascii="맑은 고딕" w:hAnsi="맑은 고딕" w:eastAsia="맑은 고딕"/>
           <w:sz w:val="21"/>
         </w:rPr>
-        <w:t>사소하지만 자주 겪는 실수다. `TYPE` 열은 **`V$LOGFILE`**에 있고 `V$LOG`에는 없다.</w:t>
+        <w:t xml:space="preserve">사소하지만 자주 겪는 실수다. </w:t>
+      </w:r>
+      <w:r>
+        <w:rPr>
+          <w:rFonts w:ascii="Consolas" w:hAnsi="Consolas" w:eastAsia="맑은 고딕"/>
+          <w:sz w:val="21"/>
+        </w:rPr>
+        <w:t xml:space="preserve">TYPE</w:t>
+      </w:r>
+      <w:r>
+        <w:rPr>
+          <w:rFonts w:ascii="맑은 고딕" w:hAnsi="맑은 고딕" w:eastAsia="맑은 고딕"/>
+          <w:sz w:val="21"/>
+        </w:rPr>
+        <w:t xml:space="preserve"> 열은 </w:t>
+      </w:r>
+      <w:r>
+        <w:rPr>
+          <w:rFonts w:ascii="Consolas" w:hAnsi="Consolas" w:eastAsia="맑은 고딕"/>
+          <w:b/>
+          <w:sz w:val="21"/>
+        </w:rPr>
+        <w:t xml:space="preserve">V$LOGFILE</w:t>
+      </w:r>
+      <w:r>
+        <w:rPr>
+          <w:rFonts w:ascii="맑은 고딕" w:hAnsi="맑은 고딕" w:eastAsia="맑은 고딕"/>
+          <w:sz w:val="21"/>
+        </w:rPr>
+        <w:t xml:space="preserve">에 있고 </w:t>
+      </w:r>
+      <w:r>
+        <w:rPr>
+          <w:rFonts w:ascii="Consolas" w:hAnsi="Consolas" w:eastAsia="맑은 고딕"/>
+          <w:sz w:val="21"/>
+        </w:rPr>
+        <w:t xml:space="preserve">V$LOG</w:t>
+      </w:r>
+      <w:r>
+        <w:rPr>
+          <w:rFonts w:ascii="맑은 고딕" w:hAnsi="맑은 고딕" w:eastAsia="맑은 고딕"/>
+          <w:sz w:val="21"/>
+        </w:rPr>
+        <w:t xml:space="preserve">에는 없다.</w:t>
       </w:r>
     </w:p>
     <w:tbl>
@@ -6475,10 +7829,10 @@
           <w:p>
             <w:r>
               <w:rPr>
-                <w:rFonts w:ascii="맑은 고딕" w:hAnsi="맑은 고딕" w:eastAsia="맑은 고딕"/>
-                <w:sz w:val="19"/>
-              </w:rPr>
-              <w:t>`V$LOG`</w:t>
+                <w:rFonts w:ascii="Consolas" w:hAnsi="Consolas" w:eastAsia="맑은 고딕"/>
+                <w:sz w:val="19"/>
+              </w:rPr>
+              <w:t xml:space="preserve">V$LOG</w:t>
             </w:r>
           </w:p>
         </w:tc>
@@ -6492,7 +7846,15 @@
                 <w:rFonts w:ascii="맑은 고딕" w:hAnsi="맑은 고딕" w:eastAsia="맑은 고딕"/>
                 <w:sz w:val="19"/>
               </w:rPr>
-              <w:t>로그 **그룹**</w:t>
+              <w:t xml:space="preserve">로그 </w:t>
+            </w:r>
+            <w:r>
+              <w:rPr>
+                <w:rFonts w:ascii="맑은 고딕" w:hAnsi="맑은 고딕" w:eastAsia="맑은 고딕"/>
+                <w:b/>
+                <w:sz w:val="19"/>
+              </w:rPr>
+              <w:t xml:space="preserve">그룹</w:t>
             </w:r>
           </w:p>
         </w:tc>
@@ -6519,10 +7881,10 @@
           <w:p>
             <w:r>
               <w:rPr>
-                <w:rFonts w:ascii="맑은 고딕" w:hAnsi="맑은 고딕" w:eastAsia="맑은 고딕"/>
-                <w:sz w:val="19"/>
-              </w:rPr>
-              <w:t>`V$LOGFILE`</w:t>
+                <w:rFonts w:ascii="Consolas" w:hAnsi="Consolas" w:eastAsia="맑은 고딕"/>
+                <w:sz w:val="19"/>
+              </w:rPr>
+              <w:t xml:space="preserve">V$LOGFILE</w:t>
             </w:r>
           </w:p>
         </w:tc>
@@ -6536,7 +7898,15 @@
                 <w:rFonts w:ascii="맑은 고딕" w:hAnsi="맑은 고딕" w:eastAsia="맑은 고딕"/>
                 <w:sz w:val="19"/>
               </w:rPr>
-              <w:t>로그 **멤버(파일)**</w:t>
+              <w:t xml:space="preserve">로그 </w:t>
+            </w:r>
+            <w:r>
+              <w:rPr>
+                <w:rFonts w:ascii="맑은 고딕" w:hAnsi="맑은 고딕" w:eastAsia="맑은 고딕"/>
+                <w:b/>
+                <w:sz w:val="19"/>
+              </w:rPr>
+              <w:t xml:space="preserve">멤버(파일)</w:t>
             </w:r>
           </w:p>
         </w:tc>
@@ -6563,10 +7933,10 @@
           <w:p>
             <w:r>
               <w:rPr>
-                <w:rFonts w:ascii="맑은 고딕" w:hAnsi="맑은 고딕" w:eastAsia="맑은 고딕"/>
-                <w:sz w:val="19"/>
-              </w:rPr>
-              <w:t>`V$STANDBY_LOG`</w:t>
+                <w:rFonts w:ascii="Consolas" w:hAnsi="Consolas" w:eastAsia="맑은 고딕"/>
+                <w:sz w:val="19"/>
+              </w:rPr>
+              <w:t xml:space="preserve">V$STANDBY_LOG</w:t>
             </w:r>
           </w:p>
         </w:tc>
@@ -6607,7 +7977,49 @@
           <w:rFonts w:ascii="맑은 고딕" w:hAnsi="맑은 고딕" w:eastAsia="맑은 고딕"/>
           <w:sz w:val="21"/>
         </w:rPr>
-        <w:t>온라인과 SRL을 구분하려면 `V$LOGFILE.TYPE`을 보거나 `V$STANDBY_LOG`를 따로 조회한다. `V$LOG`는 온라인 그룹만 보여 준다.</w:t>
+        <w:t xml:space="preserve">온라인과 SRL을 구분하려면 </w:t>
+      </w:r>
+      <w:r>
+        <w:rPr>
+          <w:rFonts w:ascii="Consolas" w:hAnsi="Consolas" w:eastAsia="맑은 고딕"/>
+          <w:sz w:val="21"/>
+        </w:rPr>
+        <w:t xml:space="preserve">V$LOGFILE.TYPE</w:t>
+      </w:r>
+      <w:r>
+        <w:rPr>
+          <w:rFonts w:ascii="맑은 고딕" w:hAnsi="맑은 고딕" w:eastAsia="맑은 고딕"/>
+          <w:sz w:val="21"/>
+        </w:rPr>
+        <w:t xml:space="preserve">을 보거나 </w:t>
+      </w:r>
+      <w:r>
+        <w:rPr>
+          <w:rFonts w:ascii="Consolas" w:hAnsi="Consolas" w:eastAsia="맑은 고딕"/>
+          <w:sz w:val="21"/>
+        </w:rPr>
+        <w:t xml:space="preserve">V$STANDBY_LOG</w:t>
+      </w:r>
+      <w:r>
+        <w:rPr>
+          <w:rFonts w:ascii="맑은 고딕" w:hAnsi="맑은 고딕" w:eastAsia="맑은 고딕"/>
+          <w:sz w:val="21"/>
+        </w:rPr>
+        <w:t xml:space="preserve">를 따로 조회한다. </w:t>
+      </w:r>
+      <w:r>
+        <w:rPr>
+          <w:rFonts w:ascii="Consolas" w:hAnsi="Consolas" w:eastAsia="맑은 고딕"/>
+          <w:sz w:val="21"/>
+        </w:rPr>
+        <w:t xml:space="preserve">V$LOG</w:t>
+      </w:r>
+      <w:r>
+        <w:rPr>
+          <w:rFonts w:ascii="맑은 고딕" w:hAnsi="맑은 고딕" w:eastAsia="맑은 고딕"/>
+          <w:sz w:val="21"/>
+        </w:rPr>
+        <w:t xml:space="preserve">는 온라인 그룹만 보여 준다.</w:t>
       </w:r>
     </w:p>
     <w:p>
@@ -6633,7 +8045,54 @@
           <w:rFonts w:ascii="맑은 고딕" w:hAnsi="맑은 고딕" w:eastAsia="맑은 고딕"/>
           <w:sz w:val="21"/>
         </w:rPr>
-        <w:t>경위는 이렇다. 8.7절의 시험을 마치고 그룹 8을 지우려 했는데 ORA-01623(CURRENT)으로 거부됐다. 그 직후 **운영체제에서 `rm -f`로 `redo08.log`를 지웠다.** 그룹이 아직 데이터베이스에 등록되어 있고 CURRENT인 상태였다.</w:t>
+        <w:t xml:space="preserve">경위는 이렇다. 8.7절의 시험을 마치고 그룹 8을 지우려 했는데 ORA-01623(CURRENT)으로 거부됐다. 그 직후 </w:t>
+      </w:r>
+      <w:r>
+        <w:rPr>
+          <w:rFonts w:ascii="맑은 고딕" w:hAnsi="맑은 고딕" w:eastAsia="맑은 고딕"/>
+          <w:b/>
+          <w:sz w:val="21"/>
+        </w:rPr>
+        <w:t xml:space="preserve">운영체제에서 </w:t>
+      </w:r>
+      <w:r>
+        <w:rPr>
+          <w:rFonts w:ascii="Consolas" w:hAnsi="Consolas" w:eastAsia="맑은 고딕"/>
+          <w:b/>
+          <w:sz w:val="21"/>
+        </w:rPr>
+        <w:t xml:space="preserve">rm -f</w:t>
+      </w:r>
+      <w:r>
+        <w:rPr>
+          <w:rFonts w:ascii="맑은 고딕" w:hAnsi="맑은 고딕" w:eastAsia="맑은 고딕"/>
+          <w:b/>
+          <w:sz w:val="21"/>
+        </w:rPr>
+        <w:t xml:space="preserve">로 </w:t>
+      </w:r>
+      <w:r>
+        <w:rPr>
+          <w:rFonts w:ascii="Consolas" w:hAnsi="Consolas" w:eastAsia="맑은 고딕"/>
+          <w:b/>
+          <w:sz w:val="21"/>
+        </w:rPr>
+        <w:t xml:space="preserve">redo08.log</w:t>
+      </w:r>
+      <w:r>
+        <w:rPr>
+          <w:rFonts w:ascii="맑은 고딕" w:hAnsi="맑은 고딕" w:eastAsia="맑은 고딕"/>
+          <w:b/>
+          <w:sz w:val="21"/>
+        </w:rPr>
+        <w:t xml:space="preserve">를 지웠다.</w:t>
+      </w:r>
+      <w:r>
+        <w:rPr>
+          <w:rFonts w:ascii="맑은 고딕" w:hAnsi="맑은 고딕" w:eastAsia="맑은 고딕"/>
+          <w:sz w:val="21"/>
+        </w:rPr>
+        <w:t xml:space="preserve"> 그룹이 아직 데이터베이스에 등록되어 있고 CURRENT인 상태였다.</w:t>
       </w:r>
     </w:p>
     <w:p>
@@ -6800,7 +8259,43 @@
           <w:rFonts w:ascii="맑은 고딕" w:hAnsi="맑은 고딕" w:eastAsia="맑은 고딕"/>
           <w:sz w:val="21"/>
         </w:rPr>
-        <w:t>읽는 순서가 중요하다. `ORA-27041`(파일을 열 수 없다)이 운영체제 수준의 원인이고, `ORA-00313`이 그것을 로그 그룹의 문제로 번역하며, LG01(로그 기록 보조 프로세스)이 죽고, PMON이 **인스턴스를 종료한다.**</w:t>
+        <w:t xml:space="preserve">읽는 순서가 중요하다. </w:t>
+      </w:r>
+      <w:r>
+        <w:rPr>
+          <w:rFonts w:ascii="Consolas" w:hAnsi="Consolas" w:eastAsia="맑은 고딕"/>
+          <w:sz w:val="21"/>
+        </w:rPr>
+        <w:t xml:space="preserve">ORA-27041</w:t>
+      </w:r>
+      <w:r>
+        <w:rPr>
+          <w:rFonts w:ascii="맑은 고딕" w:hAnsi="맑은 고딕" w:eastAsia="맑은 고딕"/>
+          <w:sz w:val="21"/>
+        </w:rPr>
+        <w:t xml:space="preserve">(파일을 열 수 없다)이 운영체제 수준의 원인이고, </w:t>
+      </w:r>
+      <w:r>
+        <w:rPr>
+          <w:rFonts w:ascii="Consolas" w:hAnsi="Consolas" w:eastAsia="맑은 고딕"/>
+          <w:sz w:val="21"/>
+        </w:rPr>
+        <w:t xml:space="preserve">ORA-00313</w:t>
+      </w:r>
+      <w:r>
+        <w:rPr>
+          <w:rFonts w:ascii="맑은 고딕" w:hAnsi="맑은 고딕" w:eastAsia="맑은 고딕"/>
+          <w:sz w:val="21"/>
+        </w:rPr>
+        <w:t xml:space="preserve">이 그것을 로그 그룹의 문제로 번역하며, LG01(로그 기록 보조 프로세스)이 죽고, PMON이 </w:t>
+      </w:r>
+      <w:r>
+        <w:rPr>
+          <w:rFonts w:ascii="맑은 고딕" w:hAnsi="맑은 고딕" w:eastAsia="맑은 고딕"/>
+          <w:b/>
+          <w:sz w:val="21"/>
+        </w:rPr>
+        <w:t xml:space="preserve">인스턴스를 종료한다.</w:t>
       </w:r>
     </w:p>
     <w:p>
@@ -6925,10 +8420,31 @@
     <w:p>
       <w:r>
         <w:rPr>
+          <w:rFonts w:ascii="Consolas" w:hAnsi="Consolas" w:eastAsia="맑은 고딕"/>
+          <w:sz w:val="21"/>
+        </w:rPr>
+        <w:t xml:space="preserve">ORA-03113</w:t>
+      </w:r>
+      <w:r>
+        <w:rPr>
           <w:rFonts w:ascii="맑은 고딕" w:hAnsi="맑은 고딕" w:eastAsia="맑은 고딕"/>
           <w:sz w:val="21"/>
         </w:rPr>
-        <w:t>`ORA-03113`은 "서버 프로세스와의 연결이 끊겼다"는 뜻이다. 인스턴스가 죽으면 이 오류로 나타난다. 이후 모든 접속은 `ORA-01034`가 된다.</w:t>
+        <w:t xml:space="preserve">은 "서버 프로세스와의 연결이 끊겼다"는 뜻이다. 인스턴스가 죽으면 이 오류로 나타난다. 이후 모든 접속은 </w:t>
+      </w:r>
+      <w:r>
+        <w:rPr>
+          <w:rFonts w:ascii="Consolas" w:hAnsi="Consolas" w:eastAsia="맑은 고딕"/>
+          <w:sz w:val="21"/>
+        </w:rPr>
+        <w:t xml:space="preserve">ORA-01034</w:t>
+      </w:r>
+      <w:r>
+        <w:rPr>
+          <w:rFonts w:ascii="맑은 고딕" w:hAnsi="맑은 고딕" w:eastAsia="맑은 고딕"/>
+          <w:sz w:val="21"/>
+        </w:rPr>
+        <w:t xml:space="preserve">가 된다.</w:t>
       </w:r>
     </w:p>
     <w:p>
@@ -6942,10 +8458,17 @@
     <w:p>
       <w:r>
         <w:rPr>
+          <w:rFonts w:ascii="Consolas" w:hAnsi="Consolas" w:eastAsia="맑은 고딕"/>
+          <w:sz w:val="21"/>
+        </w:rPr>
+        <w:t xml:space="preserve">STARTUP MOUNT</w:t>
+      </w:r>
+      <w:r>
+        <w:rPr>
           <w:rFonts w:ascii="맑은 고딕" w:hAnsi="맑은 고딕" w:eastAsia="맑은 고딕"/>
           <w:sz w:val="21"/>
         </w:rPr>
-        <w:t>`STARTUP MOUNT`는 된다. 문제는 그 다음이다.</w:t>
+        <w:t xml:space="preserve">는 된다. 문제는 그 다음이다.</w:t>
       </w:r>
     </w:p>
     <w:tbl>
@@ -7062,9 +8585,17 @@
       <w:r>
         <w:rPr>
           <w:rFonts w:ascii="맑은 고딕" w:hAnsi="맑은 고딕" w:eastAsia="맑은 고딕"/>
-          <w:sz w:val="21"/>
-        </w:rPr>
-        <w:t>**ORA-01624**. 그 로그가 크래시 복구에 필요하므로 지울 수 없다는 뜻이다. 인스턴스가 비정상 종료됐으므로 마지막 체크포인트 이후의 리두가 그 파일에 있고, 그것이 있어야 데이터 파일이 일관된 상태가 된다.</w:t>
+          <w:b/>
+          <w:sz w:val="21"/>
+        </w:rPr>
+        <w:t xml:space="preserve">ORA-01624</w:t>
+      </w:r>
+      <w:r>
+        <w:rPr>
+          <w:rFonts w:ascii="맑은 고딕" w:hAnsi="맑은 고딕" w:eastAsia="맑은 고딕"/>
+          <w:sz w:val="21"/>
+        </w:rPr>
+        <w:t xml:space="preserve">. 그 로그가 크래시 복구에 필요하므로 지울 수 없다는 뜻이다. 인스턴스가 비정상 종료됐으므로 마지막 체크포인트 이후의 리두가 그 파일에 있고, 그것이 있어야 데이터 파일이 일관된 상태가 된다.</w:t>
       </w:r>
     </w:p>
     <w:p>
@@ -7277,9 +8808,17 @@
       <w:r>
         <w:rPr>
           <w:rFonts w:ascii="맑은 고딕" w:hAnsi="맑은 고딕" w:eastAsia="맑은 고딕"/>
-          <w:sz w:val="21"/>
-        </w:rPr>
-        <w:t>**그렇다면 Standby에 있지 않은가?** 반은 맞다. Standby는 그 리두를 SRL로 받고 있었다. 그래서 Standby의 SRL 파일을 Primary로 복사해 적용해 보았다.</w:t>
+          <w:b/>
+          <w:sz w:val="21"/>
+        </w:rPr>
+        <w:t xml:space="preserve">그렇다면 Standby에 있지 않은가?</w:t>
+      </w:r>
+      <w:r>
+        <w:rPr>
+          <w:rFonts w:ascii="맑은 고딕" w:hAnsi="맑은 고딕" w:eastAsia="맑은 고딕"/>
+          <w:sz w:val="21"/>
+        </w:rPr>
+        <w:t xml:space="preserve"> 반은 맞다. Standby는 그 리두를 SRL로 받고 있었다. 그래서 Standby의 SRL 파일을 Primary로 복사해 적용해 보았다.</w:t>
       </w:r>
     </w:p>
     <w:tbl>
@@ -7437,7 +8976,22 @@
           <w:rFonts w:ascii="맑은 고딕" w:hAnsi="맑은 고딕" w:eastAsia="맑은 고딕"/>
           <w:sz w:val="21"/>
         </w:rPr>
-        <w:t>필요한 SCN이 **2513532에서 2513652로 전진했다.** SRL의 리두가 적용된 것이다. 그러나 여전히 부족하다.</w:t>
+        <w:t xml:space="preserve">필요한 SCN이 </w:t>
+      </w:r>
+      <w:r>
+        <w:rPr>
+          <w:rFonts w:ascii="맑은 고딕" w:hAnsi="맑은 고딕" w:eastAsia="맑은 고딕"/>
+          <w:b/>
+          <w:sz w:val="21"/>
+        </w:rPr>
+        <w:t xml:space="preserve">2513532에서 2513652로 전진했다.</w:t>
+      </w:r>
+      <w:r>
+        <w:rPr>
+          <w:rFonts w:ascii="맑은 고딕" w:hAnsi="맑은 고딕" w:eastAsia="맑은 고딕"/>
+          <w:sz w:val="21"/>
+        </w:rPr>
+        <w:t xml:space="preserve"> SRL의 리두가 적용된 것이다. 그러나 여전히 부족하다.</w:t>
       </w:r>
     </w:p>
     <w:p>
@@ -7446,7 +9000,30 @@
           <w:rFonts w:ascii="맑은 고딕" w:hAnsi="맑은 고딕" w:eastAsia="맑은 고딕"/>
           <w:sz w:val="21"/>
         </w:rPr>
-        <w:t>이유는 보호 모드에 있다. 실습 환경은 **MAXIMUM PERFORMANCE(ASYNC)**다. LGWR이 로그 파일에 쓴 리두와 Standby로 전송된 리두 사이에는 시차가 있다. 마지막 순간에 Primary가 쓰고 아직 보내지 못한 리두는 **그 파일에만 있었고, 그 파일을 지웠다.**</w:t>
+        <w:t xml:space="preserve">이유는 보호 모드에 있다. 실습 환경은 </w:t>
+      </w:r>
+      <w:r>
+        <w:rPr>
+          <w:rFonts w:ascii="맑은 고딕" w:hAnsi="맑은 고딕" w:eastAsia="맑은 고딕"/>
+          <w:b/>
+          <w:sz w:val="21"/>
+        </w:rPr>
+        <w:t xml:space="preserve">MAXIMUM PERFORMANCE(ASYNC)</w:t>
+      </w:r>
+      <w:r>
+        <w:rPr>
+          <w:rFonts w:ascii="맑은 고딕" w:hAnsi="맑은 고딕" w:eastAsia="맑은 고딕"/>
+          <w:sz w:val="21"/>
+        </w:rPr>
+        <w:t xml:space="preserve">다. LGWR이 로그 파일에 쓴 리두와 Standby로 전송된 리두 사이에는 시차가 있다. 마지막 순간에 Primary가 쓰고 아직 보내지 못한 리두는 </w:t>
+      </w:r>
+      <w:r>
+        <w:rPr>
+          <w:rFonts w:ascii="맑은 고딕" w:hAnsi="맑은 고딕" w:eastAsia="맑은 고딕"/>
+          <w:b/>
+          <w:sz w:val="21"/>
+        </w:rPr>
+        <w:t xml:space="preserve">그 파일에만 있었고, 그 파일을 지웠다.</w:t>
       </w:r>
     </w:p>
     <w:p>
@@ -7455,7 +9032,35 @@
           <w:rFonts w:ascii="맑은 고딕" w:hAnsi="맑은 고딕" w:eastAsia="맑은 고딕"/>
           <w:sz w:val="21"/>
         </w:rPr>
-        <w:t>그러므로 완전 복구는 불가능하다. 2장에서 다룬 보호 모드의 의미가 여기서 구체적인 결과로 나타난다. `MAXIMUM PROTECTION`이나 `MAXIMUM AVAILABILITY`였다면 커밋된 리두는 모두 Standby에 있었을 것이다.</w:t>
+        <w:t xml:space="preserve">그러므로 완전 복구는 불가능하다. 2장에서 다룬 보호 모드의 의미가 여기서 구체적인 결과로 나타난다. </w:t>
+      </w:r>
+      <w:r>
+        <w:rPr>
+          <w:rFonts w:ascii="Consolas" w:hAnsi="Consolas" w:eastAsia="맑은 고딕"/>
+          <w:sz w:val="21"/>
+        </w:rPr>
+        <w:t xml:space="preserve">MAXIMUM PROTECTION</w:t>
+      </w:r>
+      <w:r>
+        <w:rPr>
+          <w:rFonts w:ascii="맑은 고딕" w:hAnsi="맑은 고딕" w:eastAsia="맑은 고딕"/>
+          <w:sz w:val="21"/>
+        </w:rPr>
+        <w:t xml:space="preserve">이나 </w:t>
+      </w:r>
+      <w:r>
+        <w:rPr>
+          <w:rFonts w:ascii="Consolas" w:hAnsi="Consolas" w:eastAsia="맑은 고딕"/>
+          <w:sz w:val="21"/>
+        </w:rPr>
+        <w:t xml:space="preserve">MAXIMUM AVAILABILITY</w:t>
+      </w:r>
+      <w:r>
+        <w:rPr>
+          <w:rFonts w:ascii="맑은 고딕" w:hAnsi="맑은 고딕" w:eastAsia="맑은 고딕"/>
+          <w:sz w:val="21"/>
+        </w:rPr>
+        <w:t xml:space="preserve">였다면 커밋된 리두는 모두 Standby에 있었을 것이다.</w:t>
       </w:r>
     </w:p>
     <w:p>
@@ -7676,7 +9281,36 @@
           <w:rFonts w:ascii="맑은 고딕" w:hAnsi="맑은 고딕" w:eastAsia="맑은 고딕"/>
           <w:sz w:val="21"/>
         </w:rPr>
-        <w:t>어느 쪽이든 **비용이 크다.** `rm -f` 한 번의 대가다.</w:t>
+        <w:t xml:space="preserve">어느 쪽이든 </w:t>
+      </w:r>
+      <w:r>
+        <w:rPr>
+          <w:rFonts w:ascii="맑은 고딕" w:hAnsi="맑은 고딕" w:eastAsia="맑은 고딕"/>
+          <w:b/>
+          <w:sz w:val="21"/>
+        </w:rPr>
+        <w:t xml:space="preserve">비용이 크다.</w:t>
+      </w:r>
+      <w:r>
+        <w:rPr>
+          <w:rFonts w:ascii="맑은 고딕" w:hAnsi="맑은 고딕" w:eastAsia="맑은 고딕"/>
+          <w:sz w:val="21"/>
+        </w:rPr>
+        <w:t xml:space="preserve"> </w:t>
+      </w:r>
+      <w:r>
+        <w:rPr>
+          <w:rFonts w:ascii="Consolas" w:hAnsi="Consolas" w:eastAsia="맑은 고딕"/>
+          <w:sz w:val="21"/>
+        </w:rPr>
+        <w:t xml:space="preserve">rm -f</w:t>
+      </w:r>
+      <w:r>
+        <w:rPr>
+          <w:rFonts w:ascii="맑은 고딕" w:hAnsi="맑은 고딕" w:eastAsia="맑은 고딕"/>
+          <w:sz w:val="21"/>
+        </w:rPr>
+        <w:t xml:space="preserve"> 한 번의 대가다.</w:t>
       </w:r>
     </w:p>
     <w:p>
@@ -7695,9 +9329,17 @@
       <w:r>
         <w:rPr>
           <w:rFonts w:ascii="맑은 고딕" w:hAnsi="맑은 고딕" w:eastAsia="맑은 고딕"/>
-          <w:sz w:val="21"/>
-        </w:rPr>
-        <w:t>**데이터베이스가 쓰고 있는 파일을 운영체제 명령으로 지우지 않는다.** 데이터베이스에서 먼저 제거하고, 제거가 성공한 뒤에 파일을 지운다.</w:t>
+          <w:b/>
+          <w:sz w:val="21"/>
+        </w:rPr>
+        <w:t xml:space="preserve">데이터베이스가 쓰고 있는 파일을 운영체제 명령으로 지우지 않는다.</w:t>
+      </w:r>
+      <w:r>
+        <w:rPr>
+          <w:rFonts w:ascii="맑은 고딕" w:hAnsi="맑은 고딕" w:eastAsia="맑은 고딕"/>
+          <w:sz w:val="21"/>
+        </w:rPr>
+        <w:t xml:space="preserve"> 데이터베이스에서 먼저 제거하고, 제거가 성공한 뒤에 파일을 지운다.</w:t>
       </w:r>
     </w:p>
     <w:p>
@@ -7707,9 +9349,17 @@
       <w:r>
         <w:rPr>
           <w:rFonts w:ascii="맑은 고딕" w:hAnsi="맑은 고딕" w:eastAsia="맑은 고딕"/>
-          <w:sz w:val="21"/>
-        </w:rPr>
-        <w:t>**오류가 났다면 그 오류를 해결한다.** ORA-01623은 "지금은 지울 수 없다"는 뜻이지 "다른 방법으로 지워라"는 뜻이 아니다. 전환 후 다시 시도하는 것이 옳은 대응이었다.</w:t>
+          <w:b/>
+          <w:sz w:val="21"/>
+        </w:rPr>
+        <w:t xml:space="preserve">오류가 났다면 그 오류를 해결한다.</w:t>
+      </w:r>
+      <w:r>
+        <w:rPr>
+          <w:rFonts w:ascii="맑은 고딕" w:hAnsi="맑은 고딕" w:eastAsia="맑은 고딕"/>
+          <w:sz w:val="21"/>
+        </w:rPr>
+        <w:t xml:space="preserve"> ORA-01623은 "지금은 지울 수 없다"는 뜻이지 "다른 방법으로 지워라"는 뜻이 아니다. 전환 후 다시 시도하는 것이 옳은 대응이었다.</w:t>
       </w:r>
     </w:p>
     <w:p>
@@ -7719,9 +9369,32 @@
       <w:r>
         <w:rPr>
           <w:rFonts w:ascii="맑은 고딕" w:hAnsi="맑은 고딕" w:eastAsia="맑은 고딕"/>
-          <w:sz w:val="21"/>
-        </w:rPr>
-        <w:t>**CURRENT 로그는 특히 위험하다.** 리눅스는 열려 있는 파일을 지워도 프로세스가 계속 쓸 수 있게 해 준다. 그래서 지운 직후에는 아무 일도 일어나지 않는다. **다음 전환에서 터진다.** 시차가 있어 원인과 결과를 연결하기 어렵다.</w:t>
+          <w:b/>
+          <w:sz w:val="21"/>
+        </w:rPr>
+        <w:t xml:space="preserve">CURRENT 로그는 특히 위험하다.</w:t>
+      </w:r>
+      <w:r>
+        <w:rPr>
+          <w:rFonts w:ascii="맑은 고딕" w:hAnsi="맑은 고딕" w:eastAsia="맑은 고딕"/>
+          <w:sz w:val="21"/>
+        </w:rPr>
+        <w:t xml:space="preserve"> 리눅스는 열려 있는 파일을 지워도 프로세스가 계속 쓸 수 있게 해 준다. 그래서 지운 직후에는 아무 일도 일어나지 않는다. </w:t>
+      </w:r>
+      <w:r>
+        <w:rPr>
+          <w:rFonts w:ascii="맑은 고딕" w:hAnsi="맑은 고딕" w:eastAsia="맑은 고딕"/>
+          <w:b/>
+          <w:sz w:val="21"/>
+        </w:rPr>
+        <w:t xml:space="preserve">다음 전환에서 터진다.</w:t>
+      </w:r>
+      <w:r>
+        <w:rPr>
+          <w:rFonts w:ascii="맑은 고딕" w:hAnsi="맑은 고딕" w:eastAsia="맑은 고딕"/>
+          <w:sz w:val="21"/>
+        </w:rPr>
+        <w:t xml:space="preserve"> 시차가 있어 원인과 결과를 연결하기 어렵다.</w:t>
       </w:r>
     </w:p>
     <w:p>
@@ -7731,9 +9404,17 @@
       <w:r>
         <w:rPr>
           <w:rFonts w:ascii="맑은 고딕" w:hAnsi="맑은 고딕" w:eastAsia="맑은 고딕"/>
-          <w:sz w:val="21"/>
-        </w:rPr>
-        <w:t>**보호 모드가 복구 가능성을 결정한다.** ASYNC 환경에서는 Standby에도 마지막 리두가 없을 수 있다. 이 사실을 알고 보호 모드를 고른다.</w:t>
+          <w:b/>
+          <w:sz w:val="21"/>
+        </w:rPr>
+        <w:t xml:space="preserve">보호 모드가 복구 가능성을 결정한다.</w:t>
+      </w:r>
+      <w:r>
+        <w:rPr>
+          <w:rFonts w:ascii="맑은 고딕" w:hAnsi="맑은 고딕" w:eastAsia="맑은 고딕"/>
+          <w:sz w:val="21"/>
+        </w:rPr>
+        <w:t xml:space="preserve"> ASYNC 환경에서는 Standby에도 마지막 리두가 없을 수 있다. 이 사실을 알고 보호 모드를 고른다.</w:t>
       </w:r>
     </w:p>
     <w:tbl>
@@ -7780,45 +9461,153 @@
             <w:r>
               <w:rPr>
                 <w:rFonts w:ascii="맑은 고딕" w:hAnsi="맑은 고딕" w:eastAsia="맑은 고딕"/>
+                <w:b/>
                 <w:sz w:val="20"/>
               </w:rPr>
-              <w:t>**① 데이터베이스에서 먼저 제거한다.** `DROP`이 성공했는지 확인한다. 실패했다면 원인을 해결하고 다시 시도한다.</w:t>
-            </w:r>
-          </w:p>
-          <w:p>
-            <w:pPr>
-              <w:spacing w:after="20"/>
-            </w:pPr>
+              <w:t xml:space="preserve">① 데이터베이스에서 먼저 제거한다.</w:t>
+            </w:r>
             <w:r>
               <w:rPr>
                 <w:rFonts w:ascii="맑은 고딕" w:hAnsi="맑은 고딕" w:eastAsia="맑은 고딕"/>
                 <w:sz w:val="20"/>
               </w:rPr>
-              <w:t>**② 제거를 확인한다.** `V$LOG`, `V$LOGFILE`, `V$DATAFILE` 등에서 항목이 사라졌는지 조회로 확인한다.</w:t>
-            </w:r>
-          </w:p>
-          <w:p>
-            <w:pPr>
-              <w:spacing w:after="20"/>
-            </w:pPr>
+              <w:t xml:space="preserve"> </w:t>
+            </w:r>
+            <w:r>
+              <w:rPr>
+                <w:rFonts w:ascii="Consolas" w:hAnsi="Consolas" w:eastAsia="맑은 고딕"/>
+                <w:sz w:val="20"/>
+              </w:rPr>
+              <w:t xml:space="preserve">DROP</w:t>
+            </w:r>
             <w:r>
               <w:rPr>
                 <w:rFonts w:ascii="맑은 고딕" w:hAnsi="맑은 고딕" w:eastAsia="맑은 고딕"/>
                 <w:sz w:val="20"/>
               </w:rPr>
-              <w:t>**③ 그 다음에 파일을 정리한다.** 그것도 바로 지우지 말고 다른 이름으로 옮겨 두었다가, 며칠 뒤 문제가 없으면 지운다.</w:t>
+              <w:t xml:space="preserve">이 성공했는지 확인한다. 실패했다면 원인을 해결하고 다시 시도한다.</w:t>
             </w:r>
           </w:p>
           <w:p>
             <w:pPr>
               <w:spacing w:after="20"/>
             </w:pPr>
+            <w:r>
+              <w:rPr>
+                <w:rFonts w:ascii="맑은 고딕" w:hAnsi="맑은 고딕" w:eastAsia="맑은 고딕"/>
+                <w:b/>
+                <w:sz w:val="20"/>
+              </w:rPr>
+              <w:t xml:space="preserve">② 제거를 확인한다.</w:t>
+            </w:r>
             <w:r>
               <w:rPr>
                 <w:rFonts w:ascii="맑은 고딕" w:hAnsi="맑은 고딕" w:eastAsia="맑은 고딕"/>
                 <w:sz w:val="20"/>
               </w:rPr>
-              <w:t>세 번째 단계가 특히 중요하다. `mv`는 되돌릴 수 있지만 `rm`은 되돌릴 수 없다.</w:t>
+              <w:t xml:space="preserve"> </w:t>
+            </w:r>
+            <w:r>
+              <w:rPr>
+                <w:rFonts w:ascii="Consolas" w:hAnsi="Consolas" w:eastAsia="맑은 고딕"/>
+                <w:sz w:val="20"/>
+              </w:rPr>
+              <w:t xml:space="preserve">V$LOG</w:t>
+            </w:r>
+            <w:r>
+              <w:rPr>
+                <w:rFonts w:ascii="맑은 고딕" w:hAnsi="맑은 고딕" w:eastAsia="맑은 고딕"/>
+                <w:sz w:val="20"/>
+              </w:rPr>
+              <w:t xml:space="preserve">, </w:t>
+            </w:r>
+            <w:r>
+              <w:rPr>
+                <w:rFonts w:ascii="Consolas" w:hAnsi="Consolas" w:eastAsia="맑은 고딕"/>
+                <w:sz w:val="20"/>
+              </w:rPr>
+              <w:t xml:space="preserve">V$LOGFILE</w:t>
+            </w:r>
+            <w:r>
+              <w:rPr>
+                <w:rFonts w:ascii="맑은 고딕" w:hAnsi="맑은 고딕" w:eastAsia="맑은 고딕"/>
+                <w:sz w:val="20"/>
+              </w:rPr>
+              <w:t xml:space="preserve">, </w:t>
+            </w:r>
+            <w:r>
+              <w:rPr>
+                <w:rFonts w:ascii="Consolas" w:hAnsi="Consolas" w:eastAsia="맑은 고딕"/>
+                <w:sz w:val="20"/>
+              </w:rPr>
+              <w:t xml:space="preserve">V$DATAFILE</w:t>
+            </w:r>
+            <w:r>
+              <w:rPr>
+                <w:rFonts w:ascii="맑은 고딕" w:hAnsi="맑은 고딕" w:eastAsia="맑은 고딕"/>
+                <w:sz w:val="20"/>
+              </w:rPr>
+              <w:t xml:space="preserve"> 등에서 항목이 사라졌는지 조회로 확인한다.</w:t>
+            </w:r>
+          </w:p>
+          <w:p>
+            <w:pPr>
+              <w:spacing w:after="20"/>
+            </w:pPr>
+            <w:r>
+              <w:rPr>
+                <w:rFonts w:ascii="맑은 고딕" w:hAnsi="맑은 고딕" w:eastAsia="맑은 고딕"/>
+                <w:b/>
+                <w:sz w:val="20"/>
+              </w:rPr>
+              <w:t xml:space="preserve">③ 그 다음에 파일을 정리한다.</w:t>
+            </w:r>
+            <w:r>
+              <w:rPr>
+                <w:rFonts w:ascii="맑은 고딕" w:hAnsi="맑은 고딕" w:eastAsia="맑은 고딕"/>
+                <w:sz w:val="20"/>
+              </w:rPr>
+              <w:t xml:space="preserve"> 그것도 바로 지우지 말고 다른 이름으로 옮겨 두었다가, 며칠 뒤 문제가 없으면 지운다.</w:t>
+            </w:r>
+          </w:p>
+          <w:p>
+            <w:pPr>
+              <w:spacing w:after="20"/>
+            </w:pPr>
+            <w:r>
+              <w:rPr>
+                <w:rFonts w:ascii="맑은 고딕" w:hAnsi="맑은 고딕" w:eastAsia="맑은 고딕"/>
+                <w:sz w:val="20"/>
+              </w:rPr>
+              <w:t xml:space="preserve">세 번째 단계가 특히 중요하다. </w:t>
+            </w:r>
+            <w:r>
+              <w:rPr>
+                <w:rFonts w:ascii="Consolas" w:hAnsi="Consolas" w:eastAsia="맑은 고딕"/>
+                <w:sz w:val="20"/>
+              </w:rPr>
+              <w:t xml:space="preserve">mv</w:t>
+            </w:r>
+            <w:r>
+              <w:rPr>
+                <w:rFonts w:ascii="맑은 고딕" w:hAnsi="맑은 고딕" w:eastAsia="맑은 고딕"/>
+                <w:sz w:val="20"/>
+              </w:rPr>
+              <w:t xml:space="preserve">는 되돌릴 수 있지만 </w:t>
+            </w:r>
+            <w:r>
+              <w:rPr>
+                <w:rFonts w:ascii="Consolas" w:hAnsi="Consolas" w:eastAsia="맑은 고딕"/>
+                <w:sz w:val="20"/>
+              </w:rPr>
+              <w:t xml:space="preserve">rm</w:t>
+            </w:r>
+            <w:r>
+              <w:rPr>
+                <w:rFonts w:ascii="맑은 고딕" w:hAnsi="맑은 고딕" w:eastAsia="맑은 고딕"/>
+                <w:sz w:val="20"/>
+              </w:rPr>
+              <w:t xml:space="preserve">은 되돌릴 수 없다.</w:t>
             </w:r>
           </w:p>
         </w:tc>
@@ -7868,46 +9657,246 @@
             </w:pPr>
             <w:r>
               <w:rPr>
+                <w:rFonts w:ascii="Consolas" w:hAnsi="Consolas" w:eastAsia="맑은 고딕"/>
+                <w:sz w:val="20"/>
+              </w:rPr>
+              <w:t xml:space="preserve">V$DATAFILE</w:t>
+            </w:r>
+            <w:r>
+              <w:rPr>
                 <w:rFonts w:ascii="맑은 고딕" w:hAnsi="맑은 고딕" w:eastAsia="맑은 고딕"/>
                 <w:sz w:val="20"/>
               </w:rPr>
-              <w:t>`V$DATAFILE`에 16번 파일이 `/u01/.../dbs/UNNAMED00016`, 0바이트, STATUS `RECOVER`. `V$RECOVER_FILE`은 `no rows selected`. MRP0 행 없음. `transport lag +00 00:00:00`, `apply lag +00 00:02:15`. Primary의 목적지 2번은 `VALID`, ERROR 열 비어 있음.</w:t>
-            </w:r>
-          </w:p>
-          <w:p>
-            <w:pPr>
-              <w:spacing w:after="20"/>
-            </w:pPr>
+              <w:t xml:space="preserve">에 16번 파일이 </w:t>
+            </w:r>
+            <w:r>
+              <w:rPr>
+                <w:rFonts w:ascii="Consolas" w:hAnsi="Consolas" w:eastAsia="맑은 고딕"/>
+                <w:sz w:val="20"/>
+              </w:rPr>
+              <w:t xml:space="preserve">/u01/.../dbs/UNNAMED00016</w:t>
+            </w:r>
             <w:r>
               <w:rPr>
                 <w:rFonts w:ascii="맑은 고딕" w:hAnsi="맑은 고딕" w:eastAsia="맑은 고딕"/>
                 <w:sz w:val="20"/>
               </w:rPr>
-              <w:t>**판정.** `V$RECOVER_FILE`이 비어 있는 것은 정상 동작이며 문제의 근거가 되지 못한다. Primary 목적지가 VALID인 것도 정상이다 — 전송은 되고 있기 때문이다. 문제의 증거는 세 가지다. **UNNAMED 파일의 존재, STATUS가 RECOVER, MRP0이 없다는 것.** 두 지연의 비대칭(transport 0 / apply 2분 15초)도 "받았는데 적용하지 못한다"는 방향을 가리킨다.</w:t>
-            </w:r>
-          </w:p>
-          <w:p>
-            <w:pPr>
-              <w:spacing w:after="20"/>
-            </w:pPr>
+              <w:t xml:space="preserve">, 0바이트, STATUS </w:t>
+            </w:r>
+            <w:r>
+              <w:rPr>
+                <w:rFonts w:ascii="Consolas" w:hAnsi="Consolas" w:eastAsia="맑은 고딕"/>
+                <w:sz w:val="20"/>
+              </w:rPr>
+              <w:t xml:space="preserve">RECOVER</w:t>
+            </w:r>
             <w:r>
               <w:rPr>
                 <w:rFonts w:ascii="맑은 고딕" w:hAnsi="맑은 고딕" w:eastAsia="맑은 고딕"/>
                 <w:sz w:val="20"/>
               </w:rPr>
-              <w:t>**다음 단계.** `V$DATAGUARD_STATUS`에서 오류 번호를 확인한다. ORA-1274이면 아직 파일을 만들지 못한 상태이고, ORA-1111이면 UNNAMED 항목이 이미 생긴 뒤다. 어느 쪽이든 복구 절차는 같다 — MANUAL 전환 후 `CREATE DATAFILE ... AS NEW`다.</w:t>
-            </w:r>
-          </w:p>
-          <w:p>
-            <w:pPr>
-              <w:spacing w:after="20"/>
-            </w:pPr>
+              <w:t xml:space="preserve">. </w:t>
+            </w:r>
+            <w:r>
+              <w:rPr>
+                <w:rFonts w:ascii="Consolas" w:hAnsi="Consolas" w:eastAsia="맑은 고딕"/>
+                <w:sz w:val="20"/>
+              </w:rPr>
+              <w:t xml:space="preserve">V$RECOVER_FILE</w:t>
+            </w:r>
             <w:r>
               <w:rPr>
                 <w:rFonts w:ascii="맑은 고딕" w:hAnsi="맑은 고딕" w:eastAsia="맑은 고딕"/>
                 <w:sz w:val="20"/>
               </w:rPr>
-              <w:t>**주의.** `STANDBY_FILE_MANAGEMENT`를 AUTO로 되돌리는 것만으로는 해결되지 않는다. 그것은 앞으로의 파일 추가를 자동화할 뿐, 이미 잘못 만들어진 항목을 고쳐 주지 않는다.</w:t>
+              <w:t xml:space="preserve">은 </w:t>
+            </w:r>
+            <w:r>
+              <w:rPr>
+                <w:rFonts w:ascii="Consolas" w:hAnsi="Consolas" w:eastAsia="맑은 고딕"/>
+                <w:sz w:val="20"/>
+              </w:rPr>
+              <w:t xml:space="preserve">no rows selected</w:t>
+            </w:r>
+            <w:r>
+              <w:rPr>
+                <w:rFonts w:ascii="맑은 고딕" w:hAnsi="맑은 고딕" w:eastAsia="맑은 고딕"/>
+                <w:sz w:val="20"/>
+              </w:rPr>
+              <w:t xml:space="preserve">. MRP0 행 없음. </w:t>
+            </w:r>
+            <w:r>
+              <w:rPr>
+                <w:rFonts w:ascii="Consolas" w:hAnsi="Consolas" w:eastAsia="맑은 고딕"/>
+                <w:sz w:val="20"/>
+              </w:rPr>
+              <w:t xml:space="preserve">transport lag +00 00:00:00</w:t>
+            </w:r>
+            <w:r>
+              <w:rPr>
+                <w:rFonts w:ascii="맑은 고딕" w:hAnsi="맑은 고딕" w:eastAsia="맑은 고딕"/>
+                <w:sz w:val="20"/>
+              </w:rPr>
+              <w:t xml:space="preserve">, </w:t>
+            </w:r>
+            <w:r>
+              <w:rPr>
+                <w:rFonts w:ascii="Consolas" w:hAnsi="Consolas" w:eastAsia="맑은 고딕"/>
+                <w:sz w:val="20"/>
+              </w:rPr>
+              <w:t xml:space="preserve">apply lag +00 00:02:15</w:t>
+            </w:r>
+            <w:r>
+              <w:rPr>
+                <w:rFonts w:ascii="맑은 고딕" w:hAnsi="맑은 고딕" w:eastAsia="맑은 고딕"/>
+                <w:sz w:val="20"/>
+              </w:rPr>
+              <w:t xml:space="preserve">. Primary의 목적지 2번은 </w:t>
+            </w:r>
+            <w:r>
+              <w:rPr>
+                <w:rFonts w:ascii="Consolas" w:hAnsi="Consolas" w:eastAsia="맑은 고딕"/>
+                <w:sz w:val="20"/>
+              </w:rPr>
+              <w:t xml:space="preserve">VALID</w:t>
+            </w:r>
+            <w:r>
+              <w:rPr>
+                <w:rFonts w:ascii="맑은 고딕" w:hAnsi="맑은 고딕" w:eastAsia="맑은 고딕"/>
+                <w:sz w:val="20"/>
+              </w:rPr>
+              <w:t xml:space="preserve">, ERROR 열 비어 있음.</w:t>
+            </w:r>
+          </w:p>
+          <w:p>
+            <w:pPr>
+              <w:spacing w:after="20"/>
+            </w:pPr>
+            <w:r>
+              <w:rPr>
+                <w:rFonts w:ascii="맑은 고딕" w:hAnsi="맑은 고딕" w:eastAsia="맑은 고딕"/>
+                <w:b/>
+                <w:sz w:val="20"/>
+              </w:rPr>
+              <w:t xml:space="preserve">판정.</w:t>
+            </w:r>
+            <w:r>
+              <w:rPr>
+                <w:rFonts w:ascii="맑은 고딕" w:hAnsi="맑은 고딕" w:eastAsia="맑은 고딕"/>
+                <w:sz w:val="20"/>
+              </w:rPr>
+              <w:t xml:space="preserve"> </w:t>
+            </w:r>
+            <w:r>
+              <w:rPr>
+                <w:rFonts w:ascii="Consolas" w:hAnsi="Consolas" w:eastAsia="맑은 고딕"/>
+                <w:sz w:val="20"/>
+              </w:rPr>
+              <w:t xml:space="preserve">V$RECOVER_FILE</w:t>
+            </w:r>
+            <w:r>
+              <w:rPr>
+                <w:rFonts w:ascii="맑은 고딕" w:hAnsi="맑은 고딕" w:eastAsia="맑은 고딕"/>
+                <w:sz w:val="20"/>
+              </w:rPr>
+              <w:t xml:space="preserve">이 비어 있는 것은 정상 동작이며 문제의 근거가 되지 못한다. Primary 목적지가 VALID인 것도 정상이다 — 전송은 되고 있기 때문이다. 문제의 증거는 세 가지다. </w:t>
+            </w:r>
+            <w:r>
+              <w:rPr>
+                <w:rFonts w:ascii="맑은 고딕" w:hAnsi="맑은 고딕" w:eastAsia="맑은 고딕"/>
+                <w:b/>
+                <w:sz w:val="20"/>
+              </w:rPr>
+              <w:t xml:space="preserve">UNNAMED 파일의 존재, STATUS가 RECOVER, MRP0이 없다는 것.</w:t>
+            </w:r>
+            <w:r>
+              <w:rPr>
+                <w:rFonts w:ascii="맑은 고딕" w:hAnsi="맑은 고딕" w:eastAsia="맑은 고딕"/>
+                <w:sz w:val="20"/>
+              </w:rPr>
+              <w:t xml:space="preserve"> 두 지연의 비대칭(transport 0 / apply 2분 15초)도 "받았는데 적용하지 못한다"는 방향을 가리킨다.</w:t>
+            </w:r>
+          </w:p>
+          <w:p>
+            <w:pPr>
+              <w:spacing w:after="20"/>
+            </w:pPr>
+            <w:r>
+              <w:rPr>
+                <w:rFonts w:ascii="맑은 고딕" w:hAnsi="맑은 고딕" w:eastAsia="맑은 고딕"/>
+                <w:b/>
+                <w:sz w:val="20"/>
+              </w:rPr>
+              <w:t xml:space="preserve">다음 단계.</w:t>
+            </w:r>
+            <w:r>
+              <w:rPr>
+                <w:rFonts w:ascii="맑은 고딕" w:hAnsi="맑은 고딕" w:eastAsia="맑은 고딕"/>
+                <w:sz w:val="20"/>
+              </w:rPr>
+              <w:t xml:space="preserve"> </w:t>
+            </w:r>
+            <w:r>
+              <w:rPr>
+                <w:rFonts w:ascii="Consolas" w:hAnsi="Consolas" w:eastAsia="맑은 고딕"/>
+                <w:sz w:val="20"/>
+              </w:rPr>
+              <w:t xml:space="preserve">V$DATAGUARD_STATUS</w:t>
+            </w:r>
+            <w:r>
+              <w:rPr>
+                <w:rFonts w:ascii="맑은 고딕" w:hAnsi="맑은 고딕" w:eastAsia="맑은 고딕"/>
+                <w:sz w:val="20"/>
+              </w:rPr>
+              <w:t xml:space="preserve">에서 오류 번호를 확인한다. ORA-1274이면 아직 파일을 만들지 못한 상태이고, ORA-1111이면 UNNAMED 항목이 이미 생긴 뒤다. 어느 쪽이든 복구 절차는 같다 — MANUAL 전환 후 </w:t>
+            </w:r>
+            <w:r>
+              <w:rPr>
+                <w:rFonts w:ascii="Consolas" w:hAnsi="Consolas" w:eastAsia="맑은 고딕"/>
+                <w:sz w:val="20"/>
+              </w:rPr>
+              <w:t xml:space="preserve">CREATE DATAFILE ... AS NEW</w:t>
+            </w:r>
+            <w:r>
+              <w:rPr>
+                <w:rFonts w:ascii="맑은 고딕" w:hAnsi="맑은 고딕" w:eastAsia="맑은 고딕"/>
+                <w:sz w:val="20"/>
+              </w:rPr>
+              <w:t xml:space="preserve">다.</w:t>
+            </w:r>
+          </w:p>
+          <w:p>
+            <w:pPr>
+              <w:spacing w:after="20"/>
+            </w:pPr>
+            <w:r>
+              <w:rPr>
+                <w:rFonts w:ascii="맑은 고딕" w:hAnsi="맑은 고딕" w:eastAsia="맑은 고딕"/>
+                <w:b/>
+                <w:sz w:val="20"/>
+              </w:rPr>
+              <w:t xml:space="preserve">주의.</w:t>
+            </w:r>
+            <w:r>
+              <w:rPr>
+                <w:rFonts w:ascii="맑은 고딕" w:hAnsi="맑은 고딕" w:eastAsia="맑은 고딕"/>
+                <w:sz w:val="20"/>
+              </w:rPr>
+              <w:t xml:space="preserve"> </w:t>
+            </w:r>
+            <w:r>
+              <w:rPr>
+                <w:rFonts w:ascii="Consolas" w:hAnsi="Consolas" w:eastAsia="맑은 고딕"/>
+                <w:sz w:val="20"/>
+              </w:rPr>
+              <w:t xml:space="preserve">STANDBY_FILE_MANAGEMENT</w:t>
+            </w:r>
+            <w:r>
+              <w:rPr>
+                <w:rFonts w:ascii="맑은 고딕" w:hAnsi="맑은 고딕" w:eastAsia="맑은 고딕"/>
+                <w:sz w:val="20"/>
+              </w:rPr>
+              <w:t xml:space="preserve">를 AUTO로 되돌리는 것만으로는 해결되지 않는다. 그것은 앞으로의 파일 추가를 자동화할 뿐, 이미 잘못 만들어진 항목을 고쳐 주지 않는다.</w:t>
             </w:r>
           </w:p>
         </w:tc>
@@ -7928,10 +9917,17 @@
       </w:pPr>
       <w:r>
         <w:rPr>
+          <w:rFonts w:ascii="Consolas" w:hAnsi="Consolas" w:eastAsia="맑은 고딕"/>
+          <w:sz w:val="21"/>
+        </w:rPr>
+        <w:t xml:space="preserve">STANDBY_FILE_MANAGEMENT</w:t>
+      </w:r>
+      <w:r>
+        <w:rPr>
           <w:rFonts w:ascii="맑은 고딕" w:hAnsi="맑은 고딕" w:eastAsia="맑은 고딕"/>
           <w:sz w:val="21"/>
         </w:rPr>
-        <w:t>`STANDBY_FILE_MANAGEMENT`는 Standby 쪽 값이 동작을 결정한다. Primary에서 확인하고 안심하면 안 된다.</w:t>
+        <w:t xml:space="preserve">는 Standby 쪽 값이 동작을 결정한다. Primary에서 확인하고 안심하면 안 된다.</w:t>
       </w:r>
     </w:p>
     <w:p>
@@ -7955,7 +9951,35 @@
           <w:rFonts w:ascii="맑은 고딕" w:hAnsi="맑은 고딕" w:eastAsia="맑은 고딕"/>
           <w:sz w:val="21"/>
         </w:rPr>
-        <w:t>비대칭 구성에서 이름은 각자 규칙을 따른다. Primary `dg_ts1_01.dbf` / Standby `o1_mf_dg_ts1_o8z7v7lh_.dbf`.</w:t>
+        <w:t xml:space="preserve">비대칭 구성에서 이름은 각자 규칙을 따른다. Primary </w:t>
+      </w:r>
+      <w:r>
+        <w:rPr>
+          <w:rFonts w:ascii="Consolas" w:hAnsi="Consolas" w:eastAsia="맑은 고딕"/>
+          <w:sz w:val="21"/>
+        </w:rPr>
+        <w:t xml:space="preserve">dg_ts1_01.dbf</w:t>
+      </w:r>
+      <w:r>
+        <w:rPr>
+          <w:rFonts w:ascii="맑은 고딕" w:hAnsi="맑은 고딕" w:eastAsia="맑은 고딕"/>
+          <w:sz w:val="21"/>
+        </w:rPr>
+        <w:t xml:space="preserve"> / Standby </w:t>
+      </w:r>
+      <w:r>
+        <w:rPr>
+          <w:rFonts w:ascii="Consolas" w:hAnsi="Consolas" w:eastAsia="맑은 고딕"/>
+          <w:sz w:val="21"/>
+        </w:rPr>
+        <w:t xml:space="preserve">o1_mf_dg_ts1_o8z7v7lh_.dbf</w:t>
+      </w:r>
+      <w:r>
+        <w:rPr>
+          <w:rFonts w:ascii="맑은 고딕" w:hAnsi="맑은 고딕" w:eastAsia="맑은 고딕"/>
+          <w:sz w:val="21"/>
+        </w:rPr>
+        <w:t xml:space="preserve">.</w:t>
       </w:r>
     </w:p>
     <w:p>
@@ -7967,7 +9991,22 @@
           <w:rFonts w:ascii="맑은 고딕" w:hAnsi="맑은 고딕" w:eastAsia="맑은 고딕"/>
           <w:sz w:val="21"/>
         </w:rPr>
-        <w:t>대응 관계를 유지하는 것은 이름이 아니라 **파일 번호**다. 실측에서 양쪽 모두 14번이었다.</w:t>
+        <w:t xml:space="preserve">대응 관계를 유지하는 것은 이름이 아니라 </w:t>
+      </w:r>
+      <w:r>
+        <w:rPr>
+          <w:rFonts w:ascii="맑은 고딕" w:hAnsi="맑은 고딕" w:eastAsia="맑은 고딕"/>
+          <w:b/>
+          <w:sz w:val="21"/>
+        </w:rPr>
+        <w:t xml:space="preserve">파일 번호</w:t>
+      </w:r>
+      <w:r>
+        <w:rPr>
+          <w:rFonts w:ascii="맑은 고딕" w:hAnsi="맑은 고딕" w:eastAsia="맑은 고딕"/>
+          <w:sz w:val="21"/>
+        </w:rPr>
+        <w:t xml:space="preserve">다. 실측에서 양쪽 모두 14번이었다.</w:t>
       </w:r>
     </w:p>
     <w:p>
@@ -7979,7 +10018,29 @@
           <w:rFonts w:ascii="맑은 고딕" w:hAnsi="맑은 고딕" w:eastAsia="맑은 고딕"/>
           <w:sz w:val="21"/>
         </w:rPr>
-        <w:t>MANUAL이면 Standby에 `$ORACLE_HOME/dbs/UNNAMED00016`(0바이트)이 만들어지고 **MRP가 죽는다.**</w:t>
+        <w:t xml:space="preserve">MANUAL이면 Standby에 </w:t>
+      </w:r>
+      <w:r>
+        <w:rPr>
+          <w:rFonts w:ascii="Consolas" w:hAnsi="Consolas" w:eastAsia="맑은 고딕"/>
+          <w:sz w:val="21"/>
+        </w:rPr>
+        <w:t xml:space="preserve">$ORACLE_HOME/dbs/UNNAMED00016</w:t>
+      </w:r>
+      <w:r>
+        <w:rPr>
+          <w:rFonts w:ascii="맑은 고딕" w:hAnsi="맑은 고딕" w:eastAsia="맑은 고딕"/>
+          <w:sz w:val="21"/>
+        </w:rPr>
+        <w:t xml:space="preserve">(0바이트)이 만들어지고 </w:t>
+      </w:r>
+      <w:r>
+        <w:rPr>
+          <w:rFonts w:ascii="맑은 고딕" w:hAnsi="맑은 고딕" w:eastAsia="맑은 고딕"/>
+          <w:b/>
+          <w:sz w:val="21"/>
+        </w:rPr>
+        <w:t xml:space="preserve">MRP가 죽는다.</w:t>
       </w:r>
     </w:p>
     <w:p>
@@ -7991,7 +10052,37 @@
           <w:rFonts w:ascii="맑은 고딕" w:hAnsi="맑은 고딕" w:eastAsia="맑은 고딕"/>
           <w:sz w:val="21"/>
         </w:rPr>
-        <w:t>그때의 오류는 **ORA-1274**다. 적용을 다시 켜면 **ORA-1111**로 바뀐다.</w:t>
+        <w:t xml:space="preserve">그때의 오류는 </w:t>
+      </w:r>
+      <w:r>
+        <w:rPr>
+          <w:rFonts w:ascii="맑은 고딕" w:hAnsi="맑은 고딕" w:eastAsia="맑은 고딕"/>
+          <w:b/>
+          <w:sz w:val="21"/>
+        </w:rPr>
+        <w:t xml:space="preserve">ORA-1274</w:t>
+      </w:r>
+      <w:r>
+        <w:rPr>
+          <w:rFonts w:ascii="맑은 고딕" w:hAnsi="맑은 고딕" w:eastAsia="맑은 고딕"/>
+          <w:sz w:val="21"/>
+        </w:rPr>
+        <w:t xml:space="preserve">다. 적용을 다시 켜면 </w:t>
+      </w:r>
+      <w:r>
+        <w:rPr>
+          <w:rFonts w:ascii="맑은 고딕" w:hAnsi="맑은 고딕" w:eastAsia="맑은 고딕"/>
+          <w:b/>
+          <w:sz w:val="21"/>
+        </w:rPr>
+        <w:t xml:space="preserve">ORA-1111</w:t>
+      </w:r>
+      <w:r>
+        <w:rPr>
+          <w:rFonts w:ascii="맑은 고딕" w:hAnsi="맑은 고딕" w:eastAsia="맑은 고딕"/>
+          <w:sz w:val="21"/>
+        </w:rPr>
+        <w:t xml:space="preserve">로 바뀐다.</w:t>
       </w:r>
     </w:p>
     <w:p>
@@ -8012,10 +10103,45 @@
       </w:pPr>
       <w:r>
         <w:rPr>
+          <w:rFonts w:ascii="Consolas" w:hAnsi="Consolas" w:eastAsia="맑은 고딕"/>
+          <w:sz w:val="21"/>
+        </w:rPr>
+        <w:t xml:space="preserve">V$DATAFILE.STATUS = RECOVER</w:t>
+      </w:r>
+      <w:r>
+        <w:rPr>
           <w:rFonts w:ascii="맑은 고딕" w:hAnsi="맑은 고딕" w:eastAsia="맑은 고딕"/>
           <w:sz w:val="21"/>
         </w:rPr>
-        <w:t>`V$DATAFILE.STATUS = RECOVER`와 `V$DATAFILE_HEADER.ERROR = FILE MISSING`이 확실한 증거다. `V$RECOVER_FILE`은 비어 있었다.</w:t>
+        <w:t xml:space="preserve">와 </w:t>
+      </w:r>
+      <w:r>
+        <w:rPr>
+          <w:rFonts w:ascii="Consolas" w:hAnsi="Consolas" w:eastAsia="맑은 고딕"/>
+          <w:sz w:val="21"/>
+        </w:rPr>
+        <w:t xml:space="preserve">V$DATAFILE_HEADER.ERROR = FILE MISSING</w:t>
+      </w:r>
+      <w:r>
+        <w:rPr>
+          <w:rFonts w:ascii="맑은 고딕" w:hAnsi="맑은 고딕" w:eastAsia="맑은 고딕"/>
+          <w:sz w:val="21"/>
+        </w:rPr>
+        <w:t xml:space="preserve">이 확실한 증거다. </w:t>
+      </w:r>
+      <w:r>
+        <w:rPr>
+          <w:rFonts w:ascii="Consolas" w:hAnsi="Consolas" w:eastAsia="맑은 고딕"/>
+          <w:sz w:val="21"/>
+        </w:rPr>
+        <w:t xml:space="preserve">V$RECOVER_FILE</w:t>
+      </w:r>
+      <w:r>
+        <w:rPr>
+          <w:rFonts w:ascii="맑은 고딕" w:hAnsi="맑은 고딕" w:eastAsia="맑은 고딕"/>
+          <w:sz w:val="21"/>
+        </w:rPr>
+        <w:t xml:space="preserve">은 비어 있었다.</w:t>
       </w:r>
     </w:p>
     <w:p>
@@ -8027,7 +10153,21 @@
           <w:rFonts w:ascii="맑은 고딕" w:hAnsi="맑은 고딕" w:eastAsia="맑은 고딕"/>
           <w:sz w:val="21"/>
         </w:rPr>
-        <w:t>복구는 MANUAL 전환 → `ALTER DATABASE CREATE DATAFILE ... AS NEW` → AUTO 복귀 → MRP 재기동 순서다.</w:t>
+        <w:t xml:space="preserve">복구는 MANUAL 전환 → </w:t>
+      </w:r>
+      <w:r>
+        <w:rPr>
+          <w:rFonts w:ascii="Consolas" w:hAnsi="Consolas" w:eastAsia="맑은 고딕"/>
+          <w:sz w:val="21"/>
+        </w:rPr>
+        <w:t xml:space="preserve">ALTER DATABASE CREATE DATAFILE ... AS NEW</w:t>
+      </w:r>
+      <w:r>
+        <w:rPr>
+          <w:rFonts w:ascii="맑은 고딕" w:hAnsi="맑은 고딕" w:eastAsia="맑은 고딕"/>
+          <w:sz w:val="21"/>
+        </w:rPr>
+        <w:t xml:space="preserve"> → AUTO 복귀 → MRP 재기동 순서다.</w:t>
       </w:r>
     </w:p>
     <w:p>
@@ -8036,10 +10176,45 @@
       </w:pPr>
       <w:r>
         <w:rPr>
+          <w:rFonts w:ascii="Consolas" w:hAnsi="Consolas" w:eastAsia="맑은 고딕"/>
+          <w:sz w:val="21"/>
+        </w:rPr>
+        <w:t xml:space="preserve">AS NEW</w:t>
+      </w:r>
+      <w:r>
+        <w:rPr>
           <w:rFonts w:ascii="맑은 고딕" w:hAnsi="맑은 고딕" w:eastAsia="맑은 고딕"/>
           <w:sz w:val="21"/>
         </w:rPr>
-        <w:t>`AS NEW`는 `DB_CREATE_FILE_DEST`를 써서 OMF 이름으로 만든다. 실측 `o1_mf_dg_ts2_o8z81hpl_.dbf` 10MB.</w:t>
+        <w:t xml:space="preserve">는 </w:t>
+      </w:r>
+      <w:r>
+        <w:rPr>
+          <w:rFonts w:ascii="Consolas" w:hAnsi="Consolas" w:eastAsia="맑은 고딕"/>
+          <w:sz w:val="21"/>
+        </w:rPr>
+        <w:t xml:space="preserve">DB_CREATE_FILE_DEST</w:t>
+      </w:r>
+      <w:r>
+        <w:rPr>
+          <w:rFonts w:ascii="맑은 고딕" w:hAnsi="맑은 고딕" w:eastAsia="맑은 고딕"/>
+          <w:sz w:val="21"/>
+        </w:rPr>
+        <w:t xml:space="preserve">를 써서 OMF 이름으로 만든다. 실측 </w:t>
+      </w:r>
+      <w:r>
+        <w:rPr>
+          <w:rFonts w:ascii="Consolas" w:hAnsi="Consolas" w:eastAsia="맑은 고딕"/>
+          <w:sz w:val="21"/>
+        </w:rPr>
+        <w:t xml:space="preserve">o1_mf_dg_ts2_o8z81hpl_.dbf</w:t>
+      </w:r>
+      <w:r>
+        <w:rPr>
+          <w:rFonts w:ascii="맑은 고딕" w:hAnsi="맑은 고딕" w:eastAsia="맑은 고딕"/>
+          <w:sz w:val="21"/>
+        </w:rPr>
+        <w:t xml:space="preserve"> 10MB.</w:t>
       </w:r>
     </w:p>
     <w:p>
@@ -8063,7 +10238,21 @@
           <w:rFonts w:ascii="맑은 고딕" w:hAnsi="맑은 고딕" w:eastAsia="맑은 고딕"/>
           <w:sz w:val="21"/>
         </w:rPr>
-        <w:t>PDB 추가는 완전 자동이다. GUID 디렉터리와 그 아래 `datafile` 디렉터리까지 만들어진다.</w:t>
+        <w:t xml:space="preserve">PDB 추가는 완전 자동이다. GUID 디렉터리와 그 아래 </w:t>
+      </w:r>
+      <w:r>
+        <w:rPr>
+          <w:rFonts w:ascii="Consolas" w:hAnsi="Consolas" w:eastAsia="맑은 고딕"/>
+          <w:sz w:val="21"/>
+        </w:rPr>
+        <w:t xml:space="preserve">datafile</w:t>
+      </w:r>
+      <w:r>
+        <w:rPr>
+          <w:rFonts w:ascii="맑은 고딕" w:hAnsi="맑은 고딕" w:eastAsia="맑은 고딕"/>
+          <w:sz w:val="21"/>
+        </w:rPr>
+        <w:t xml:space="preserve"> 디렉터리까지 만들어진다.</w:t>
       </w:r>
     </w:p>
     <w:p>
@@ -8075,7 +10264,21 @@
           <w:rFonts w:ascii="맑은 고딕" w:hAnsi="맑은 고딕" w:eastAsia="맑은 고딕"/>
           <w:sz w:val="21"/>
         </w:rPr>
-        <w:t>새 PDB는 Standby에서 MOUNTED다. `ALTER PLUGGABLE DATABASE ... OPEN READ ONLY`로 따로 열어야 한다.</w:t>
+        <w:t xml:space="preserve">새 PDB는 Standby에서 MOUNTED다. </w:t>
+      </w:r>
+      <w:r>
+        <w:rPr>
+          <w:rFonts w:ascii="Consolas" w:hAnsi="Consolas" w:eastAsia="맑은 고딕"/>
+          <w:sz w:val="21"/>
+        </w:rPr>
+        <w:t xml:space="preserve">ALTER PLUGGABLE DATABASE ... OPEN READ ONLY</w:t>
+      </w:r>
+      <w:r>
+        <w:rPr>
+          <w:rFonts w:ascii="맑은 고딕" w:hAnsi="맑은 고딕" w:eastAsia="맑은 고딕"/>
+          <w:sz w:val="21"/>
+        </w:rPr>
+        <w:t xml:space="preserve">로 따로 열어야 한다.</w:t>
       </w:r>
     </w:p>
     <w:p>
@@ -8087,7 +10290,50 @@
           <w:rFonts w:ascii="맑은 고딕" w:hAnsi="맑은 고딕" w:eastAsia="맑은 고딕"/>
           <w:sz w:val="21"/>
         </w:rPr>
-        <w:t>PDB를 지우면 파일은 사라지지만 **빈 GUID 디렉터리는 남는다.** 정리는 `V$PDBS`와 대조해 `rmdir`로 한다.</w:t>
+        <w:t xml:space="preserve">PDB를 지우면 파일은 사라지지만 </w:t>
+      </w:r>
+      <w:r>
+        <w:rPr>
+          <w:rFonts w:ascii="맑은 고딕" w:hAnsi="맑은 고딕" w:eastAsia="맑은 고딕"/>
+          <w:b/>
+          <w:sz w:val="21"/>
+        </w:rPr>
+        <w:t xml:space="preserve">빈 GUID 디렉터리는 남는다.</w:t>
+      </w:r>
+      <w:r>
+        <w:rPr>
+          <w:rFonts w:ascii="맑은 고딕" w:hAnsi="맑은 고딕" w:eastAsia="맑은 고딕"/>
+          <w:sz w:val="21"/>
+        </w:rPr>
+        <w:t xml:space="preserve"> 정리는 </w:t>
+      </w:r>
+      <w:r>
+        <w:rPr>
+          <w:rFonts w:ascii="Consolas" w:hAnsi="Consolas" w:eastAsia="맑은 고딕"/>
+          <w:sz w:val="21"/>
+        </w:rPr>
+        <w:t xml:space="preserve">V$PDBS</w:t>
+      </w:r>
+      <w:r>
+        <w:rPr>
+          <w:rFonts w:ascii="맑은 고딕" w:hAnsi="맑은 고딕" w:eastAsia="맑은 고딕"/>
+          <w:sz w:val="21"/>
+        </w:rPr>
+        <w:t xml:space="preserve">와 대조해 </w:t>
+      </w:r>
+      <w:r>
+        <w:rPr>
+          <w:rFonts w:ascii="Consolas" w:hAnsi="Consolas" w:eastAsia="맑은 고딕"/>
+          <w:sz w:val="21"/>
+        </w:rPr>
+        <w:t xml:space="preserve">rmdir</w:t>
+      </w:r>
+      <w:r>
+        <w:rPr>
+          <w:rFonts w:ascii="맑은 고딕" w:hAnsi="맑은 고딕" w:eastAsia="맑은 고딕"/>
+          <w:sz w:val="21"/>
+        </w:rPr>
+        <w:t xml:space="preserve">로 한다.</w:t>
       </w:r>
     </w:p>
     <w:p>
@@ -8097,9 +10343,17 @@
       <w:r>
         <w:rPr>
           <w:rFonts w:ascii="맑은 고딕" w:hAnsi="맑은 고딕" w:eastAsia="맑은 고딕"/>
-          <w:sz w:val="21"/>
-        </w:rPr>
-        <w:t>**온라인 리두 로그 그룹 추가는 반영되지 않는다.** 오류도 경고도 없다. 역할 전환 때 구성 차이로 드러난다.</w:t>
+          <w:b/>
+          <w:sz w:val="21"/>
+        </w:rPr>
+        <w:t xml:space="preserve">온라인 리두 로그 그룹 추가는 반영되지 않는다.</w:t>
+      </w:r>
+      <w:r>
+        <w:rPr>
+          <w:rFonts w:ascii="맑은 고딕" w:hAnsi="맑은 고딕" w:eastAsia="맑은 고딕"/>
+          <w:sz w:val="21"/>
+        </w:rPr>
+        <w:t xml:space="preserve"> 오류도 경고도 없다. 역할 전환 때 구성 차이로 드러난다.</w:t>
       </w:r>
     </w:p>
     <w:p>
@@ -8123,7 +10377,21 @@
           <w:rFonts w:ascii="맑은 고딕" w:hAnsi="맑은 고딕" w:eastAsia="맑은 고딕"/>
           <w:sz w:val="21"/>
         </w:rPr>
-        <w:t>CURRENT 리두 파일을 `rm`으로 지우면 다음 전환에서 ORA-27041 → ORA-00313 → LG01 사망 → PMON이 인스턴스를 종료한다.</w:t>
+        <w:t xml:space="preserve">CURRENT 리두 파일을 </w:t>
+      </w:r>
+      <w:r>
+        <w:rPr>
+          <w:rFonts w:ascii="Consolas" w:hAnsi="Consolas" w:eastAsia="맑은 고딕"/>
+          <w:sz w:val="21"/>
+        </w:rPr>
+        <w:t xml:space="preserve">rm</w:t>
+      </w:r>
+      <w:r>
+        <w:rPr>
+          <w:rFonts w:ascii="맑은 고딕" w:hAnsi="맑은 고딕" w:eastAsia="맑은 고딕"/>
+          <w:sz w:val="21"/>
+        </w:rPr>
+        <w:t xml:space="preserve">으로 지우면 다음 전환에서 ORA-27041 → ORA-00313 → LG01 사망 → PMON이 인스턴스를 종료한다.</w:t>
       </w:r>
     </w:p>
     <w:p>
@@ -8147,7 +10415,35 @@
           <w:rFonts w:ascii="맑은 고딕" w:hAnsi="맑은 고딕" w:eastAsia="맑은 고딕"/>
           <w:sz w:val="21"/>
         </w:rPr>
-        <w:t>구조 변경은 데이터베이스에서 먼저 제거 → 조회로 확인 → 그 다음 파일 정리 순서로 한다. `rm` 대신 `mv`를 쓴다.</w:t>
+        <w:t xml:space="preserve">구조 변경은 데이터베이스에서 먼저 제거 → 조회로 확인 → 그 다음 파일 정리 순서로 한다. </w:t>
+      </w:r>
+      <w:r>
+        <w:rPr>
+          <w:rFonts w:ascii="Consolas" w:hAnsi="Consolas" w:eastAsia="맑은 고딕"/>
+          <w:sz w:val="21"/>
+        </w:rPr>
+        <w:t xml:space="preserve">rm</w:t>
+      </w:r>
+      <w:r>
+        <w:rPr>
+          <w:rFonts w:ascii="맑은 고딕" w:hAnsi="맑은 고딕" w:eastAsia="맑은 고딕"/>
+          <w:sz w:val="21"/>
+        </w:rPr>
+        <w:t xml:space="preserve"> 대신 </w:t>
+      </w:r>
+      <w:r>
+        <w:rPr>
+          <w:rFonts w:ascii="Consolas" w:hAnsi="Consolas" w:eastAsia="맑은 고딕"/>
+          <w:sz w:val="21"/>
+        </w:rPr>
+        <w:t xml:space="preserve">mv</w:t>
+      </w:r>
+      <w:r>
+        <w:rPr>
+          <w:rFonts w:ascii="맑은 고딕" w:hAnsi="맑은 고딕" w:eastAsia="맑은 고딕"/>
+          <w:sz w:val="21"/>
+        </w:rPr>
+        <w:t xml:space="preserve">를 쓴다.</w:t>
       </w:r>
     </w:p>
     <w:p>
@@ -8164,10 +10460,17 @@
       </w:pPr>
       <w:r>
         <w:rPr>
+          <w:rFonts w:ascii="Consolas" w:hAnsi="Consolas" w:eastAsia="맑은 고딕"/>
+          <w:sz w:val="21"/>
+        </w:rPr>
+        <w:t xml:space="preserve">STANDBY_FILE_MANAGEMENT</w:t>
+      </w:r>
+      <w:r>
+        <w:rPr>
           <w:rFonts w:ascii="맑은 고딕" w:hAnsi="맑은 고딕" w:eastAsia="맑은 고딕"/>
           <w:sz w:val="21"/>
         </w:rPr>
-        <w:t>`STANDBY_FILE_MANAGEMENT`를 확인할 때 어느 쪽에서 조회해야 하며 그 이유는 무엇인가?</w:t>
+        <w:t xml:space="preserve">를 확인할 때 어느 쪽에서 조회해야 하며 그 이유는 무엇인가?</w:t>
       </w:r>
     </w:p>
     <w:p>
@@ -8188,10 +10491,17 @@
       </w:pPr>
       <w:r>
         <w:rPr>
+          <w:rFonts w:ascii="Consolas" w:hAnsi="Consolas" w:eastAsia="맑은 고딕"/>
+          <w:sz w:val="21"/>
+        </w:rPr>
+        <w:t xml:space="preserve">UNNAMED00016</w:t>
+      </w:r>
+      <w:r>
+        <w:rPr>
           <w:rFonts w:ascii="맑은 고딕" w:hAnsi="맑은 고딕" w:eastAsia="맑은 고딕"/>
           <w:sz w:val="21"/>
         </w:rPr>
-        <w:t>`UNNAMED00016`이 만들어지는 조건과 그때의 오류 번호, 그리고 적용을 다시 켰을 때 바뀌는 오류 번호는?</w:t>
+        <w:t xml:space="preserve">이 만들어지는 조건과 그때의 오류 번호, 그리고 적용을 다시 켰을 때 바뀌는 오류 번호는?</w:t>
       </w:r>
     </w:p>
     <w:p>
@@ -8200,10 +10510,17 @@
       </w:pPr>
       <w:r>
         <w:rPr>
+          <w:rFonts w:ascii="Consolas" w:hAnsi="Consolas" w:eastAsia="맑은 고딕"/>
+          <w:sz w:val="21"/>
+        </w:rPr>
+        <w:t xml:space="preserve">AS NEW</w:t>
+      </w:r>
+      <w:r>
+        <w:rPr>
           <w:rFonts w:ascii="맑은 고딕" w:hAnsi="맑은 고딕" w:eastAsia="맑은 고딕"/>
           <w:sz w:val="21"/>
         </w:rPr>
-        <w:t>`AS NEW`가 올바른 이름과 크기의 파일을 만들 수 있는 근거는 무엇인가?</w:t>
+        <w:t xml:space="preserve">가 올바른 이름과 크기의 파일을 만들 수 있는 근거는 무엇인가?</w:t>
       </w:r>
     </w:p>
     <w:p>
@@ -8271,7 +10588,21 @@
           <w:rFonts w:ascii="맑은 고딕" w:hAnsi="맑은 고딕" w:eastAsia="맑은 고딕"/>
           <w:sz w:val="21"/>
         </w:rPr>
-        <w:t>실습 03 — MANUAL 재현: `UNNAMED00016`과 ORA-1274·ORA-1111을 재현하고 진단한다.</w:t>
+        <w:t xml:space="preserve">실습 03 — MANUAL 재현: </w:t>
+      </w:r>
+      <w:r>
+        <w:rPr>
+          <w:rFonts w:ascii="Consolas" w:hAnsi="Consolas" w:eastAsia="맑은 고딕"/>
+          <w:sz w:val="21"/>
+        </w:rPr>
+        <w:t xml:space="preserve">UNNAMED00016</w:t>
+      </w:r>
+      <w:r>
+        <w:rPr>
+          <w:rFonts w:ascii="맑은 고딕" w:hAnsi="맑은 고딕" w:eastAsia="맑은 고딕"/>
+          <w:sz w:val="21"/>
+        </w:rPr>
+        <w:t xml:space="preserve">과 ORA-1274·ORA-1111을 재현하고 진단한다.</w:t>
       </w:r>
     </w:p>
     <w:p>
@@ -8283,7 +10614,21 @@
           <w:rFonts w:ascii="맑은 고딕" w:hAnsi="맑은 고딕" w:eastAsia="맑은 고딕"/>
           <w:sz w:val="21"/>
         </w:rPr>
-        <w:t>실습 04 — UNNAMED 복구: `CREATE DATAFILE ... AS NEW`로 복구하고 데이터까지 검증한다.</w:t>
+        <w:t xml:space="preserve">실습 04 — UNNAMED 복구: </w:t>
+      </w:r>
+      <w:r>
+        <w:rPr>
+          <w:rFonts w:ascii="Consolas" w:hAnsi="Consolas" w:eastAsia="맑은 고딕"/>
+          <w:sz w:val="21"/>
+        </w:rPr>
+        <w:t xml:space="preserve">CREATE DATAFILE ... AS NEW</w:t>
+      </w:r>
+      <w:r>
+        <w:rPr>
+          <w:rFonts w:ascii="맑은 고딕" w:hAnsi="맑은 고딕" w:eastAsia="맑은 고딕"/>
+          <w:sz w:val="21"/>
+        </w:rPr>
+        <w:t xml:space="preserve">로 복구하고 데이터까지 검증한다.</w:t>
       </w:r>
     </w:p>
     <w:p>
@@ -8319,7 +10664,15 @@
           <w:rFonts w:ascii="맑은 고딕" w:hAnsi="맑은 고딕" w:eastAsia="맑은 고딕"/>
           <w:sz w:val="21"/>
         </w:rPr>
-        <w:t>실습 07 — 사고 분석: CURRENT 리두 파일 삭제 사고의 오류 스택을 읽고 복구 시도 과정을 따라간다. **재현하지 않는다.**</w:t>
+        <w:t xml:space="preserve">실습 07 — 사고 분석: CURRENT 리두 파일 삭제 사고의 오류 스택을 읽고 복구 시도 과정을 따라간다. </w:t>
+      </w:r>
+      <w:r>
+        <w:rPr>
+          <w:rFonts w:ascii="맑은 고딕" w:hAnsi="맑은 고딕" w:eastAsia="맑은 고딕"/>
+          <w:b/>
+          <w:sz w:val="21"/>
+        </w:rPr>
+        <w:t xml:space="preserve">재현하지 않는다.</w:t>
       </w:r>
     </w:p>
     <w:p>
@@ -8332,6 +10685,8 @@
       </w:r>
     </w:p>
     <w:sectPr>
+      <w:headerReference w:type="default" r:id="rId9"/>
+      <w:footerReference w:type="default" r:id="rId10"/>
       <w:pgSz w:w="12240" w:h="15840"/>
       <w:pgMar w:top="1440" w:right="1800" w:bottom="1440" w:left="1800" w:header="720" w:footer="720" w:gutter="0"/>
       <w:cols w:space="720"/>
@@ -8339,6 +10694,26 @@
     </w:sectPr>
   </w:body>
 </w:document>
+</file>
+
+<file path=word/footer1.xml><?xml version="1.0" encoding="utf-8"?>
+<w:ftr xmlns:m="http://schemas.openxmlformats.org/officeDocument/2006/math" xmlns:mc="http://schemas.openxmlformats.org/markup-compatibility/2006" xmlns:mo="http://schemas.microsoft.com/office/mac/office/2008/main" xmlns:mv="urn:schemas-microsoft-com:mac:vml" xmlns:o="urn:schemas-microsoft-com:office:office" xmlns:r="http://schemas.openxmlformats.org/officeDocument/2006/relationships" xmlns:v="urn:schemas-microsoft-com:vml" xmlns:w10="urn:schemas-microsoft-com:office:word" xmlns:w14="http://schemas.microsoft.com/office/word/2010/wordml" xmlns:w="http://schemas.openxmlformats.org/wordprocessingml/2006/main" xmlns:wne="http://schemas.microsoft.com/office/word/2006/wordml" xmlns:wp14="http://schemas.microsoft.com/office/word/2010/wordprocessingDrawing" xmlns:wp="http://schemas.openxmlformats.org/drawingml/2006/wordprocessingDrawing" xmlns:wpc="http://schemas.microsoft.com/office/word/2010/wordprocessingCanvas" xmlns:wpg="http://schemas.microsoft.com/office/word/2010/wordprocessingGroup" xmlns:wpi="http://schemas.microsoft.com/office/word/2010/wordprocessingInk" xmlns:wps="http://schemas.microsoft.com/office/word/2010/wordprocessingShape" mc:Ignorable="w14 wp14">
+  <w:p>
+    <w:pPr>
+      <w:pStyle w:val="Footer"/>
+    </w:pPr>
+  </w:p>
+</w:ftr>
+</file>
+
+<file path=word/header1.xml><?xml version="1.0" encoding="utf-8"?>
+<w:hdr xmlns:m="http://schemas.openxmlformats.org/officeDocument/2006/math" xmlns:mc="http://schemas.openxmlformats.org/markup-compatibility/2006" xmlns:mo="http://schemas.microsoft.com/office/mac/office/2008/main" xmlns:mv="urn:schemas-microsoft-com:mac:vml" xmlns:o="urn:schemas-microsoft-com:office:office" xmlns:r="http://schemas.openxmlformats.org/officeDocument/2006/relationships" xmlns:v="urn:schemas-microsoft-com:vml" xmlns:w10="urn:schemas-microsoft-com:office:word" xmlns:w14="http://schemas.microsoft.com/office/word/2010/wordml" xmlns:w="http://schemas.openxmlformats.org/wordprocessingml/2006/main" xmlns:wne="http://schemas.microsoft.com/office/word/2006/wordml" xmlns:wp14="http://schemas.microsoft.com/office/word/2010/wordprocessingDrawing" xmlns:wp="http://schemas.openxmlformats.org/drawingml/2006/wordprocessingDrawing" xmlns:wpc="http://schemas.microsoft.com/office/word/2010/wordprocessingCanvas" xmlns:wpg="http://schemas.microsoft.com/office/word/2010/wordprocessingGroup" xmlns:wpi="http://schemas.microsoft.com/office/word/2010/wordprocessingInk" xmlns:wps="http://schemas.microsoft.com/office/word/2010/wordprocessingShape" mc:Ignorable="w14 wp14">
+  <w:p>
+    <w:pPr>
+      <w:pStyle w:val="Header"/>
+    </w:pPr>
+  </w:p>
+</w:hdr>
 </file>
 
 <file path=word/numbering.xml><?xml version="1.0" encoding="utf-8"?>
